--- a/translate-pt/2-docker/helper/pt/4.docx
+++ b/translate-pt/2-docker/helper/pt/4.docx
@@ -1,39 +1,22 @@
 
 <file path=word/document.xml><?xml version="1.0" encoding="utf-8"?>
-<w:document xmlns:wpc="http://schemas.microsoft.com/office/word/2010/wordprocessingCanvas" xmlns:cx="http://schemas.microsoft.com/office/drawing/2014/chartex" xmlns:mc="http://schemas.openxmlformats.org/markup-compatibility/2006" xmlns:o="urn:schemas-microsoft-com:office:office" xmlns:r="http://schemas.openxmlformats.org/officeDocument/2006/relationships" xmlns:m="http://schemas.openxmlformats.org/officeDocument/2006/math" xmlns:v="urn:schemas-microsoft-com:vml" xmlns:wp14="http://schemas.microsoft.com/office/word/2010/wordprocessingDrawing" xmlns:wp="http://schemas.openxmlformats.org/drawingml/2006/wordprocessingDrawing" xmlns:w10="urn:schemas-microsoft-com:office:word" xmlns:w="http://schemas.openxmlformats.org/wordprocessingml/2006/main" xmlns:w14="http://schemas.microsoft.com/office/word/2010/wordml" xmlns:w15="http://schemas.microsoft.com/office/word/2012/wordml" xmlns:w16se="http://schemas.microsoft.com/office/word/2015/wordml/symex" xmlns:wpg="http://schemas.microsoft.com/office/word/2010/wordprocessingGroup" xmlns:wpi="http://schemas.microsoft.com/office/word/2010/wordprocessingInk" xmlns:wne="http://schemas.microsoft.com/office/word/2006/wordml" xmlns:wps="http://schemas.microsoft.com/office/word/2010/wordprocessingShape" mc:Ignorable="w14 w15 w16se wp14">
+<w:document xmlns:wpc="http://schemas.microsoft.com/office/word/2010/wordprocessingCanvas" xmlns:cx="http://schemas.microsoft.com/office/drawing/2014/chartex" xmlns:cx1="http://schemas.microsoft.com/office/drawing/2015/9/8/chartex" xmlns:cx2="http://schemas.microsoft.com/office/drawing/2015/10/21/chartex" xmlns:cx3="http://schemas.microsoft.com/office/drawing/2016/5/9/chartex" xmlns:cx4="http://schemas.microsoft.com/office/drawing/2016/5/10/chartex" xmlns:cx5="http://schemas.microsoft.com/office/drawing/2016/5/11/chartex" xmlns:cx6="http://schemas.microsoft.com/office/drawing/2016/5/12/chartex" xmlns:cx7="http://schemas.microsoft.com/office/drawing/2016/5/13/chartex" xmlns:cx8="http://schemas.microsoft.com/office/drawing/2016/5/14/chartex" xmlns:mc="http://schemas.openxmlformats.org/markup-compatibility/2006" xmlns:aink="http://schemas.microsoft.com/office/drawing/2016/ink" xmlns:am3d="http://schemas.microsoft.com/office/drawing/2017/model3d" xmlns:o="urn:schemas-microsoft-com:office:office" xmlns:oel="http://schemas.microsoft.com/office/2019/extlst" xmlns:r="http://schemas.openxmlformats.org/officeDocument/2006/relationships" xmlns:m="http://schemas.openxmlformats.org/officeDocument/2006/math" xmlns:v="urn:schemas-microsoft-com:vml" xmlns:wp14="http://schemas.microsoft.com/office/word/2010/wordprocessingDrawing" xmlns:wp="http://schemas.openxmlformats.org/drawingml/2006/wordprocessingDrawing" xmlns:w10="urn:schemas-microsoft-com:office:word" xmlns:w="http://schemas.openxmlformats.org/wordprocessingml/2006/main" xmlns:w14="http://schemas.microsoft.com/office/word/2010/wordml" xmlns:w15="http://schemas.microsoft.com/office/word/2012/wordml" xmlns:w16cex="http://schemas.microsoft.com/office/word/2018/wordml/cex" xmlns:w16cid="http://schemas.microsoft.com/office/word/2016/wordml/cid" xmlns:w16="http://schemas.microsoft.com/office/word/2018/wordml" xmlns:w16du="http://schemas.microsoft.com/office/word/2023/wordml/word16du" xmlns:w16sdtdh="http://schemas.microsoft.com/office/word/2020/wordml/sdtdatahash" xmlns:w16sdtfl="http://schemas.microsoft.com/office/word/2024/wordml/sdtformatlock" xmlns:w16se="http://schemas.microsoft.com/office/word/2015/wordml/symex" xmlns:wpg="http://schemas.microsoft.com/office/word/2010/wordprocessingGroup" xmlns:wpi="http://schemas.microsoft.com/office/word/2010/wordprocessingInk" xmlns:wne="http://schemas.microsoft.com/office/word/2006/wordml" xmlns:wps="http://schemas.microsoft.com/office/word/2010/wordprocessingShape" mc:Ignorable="w14 w15 w16se w16cid w16 w16cex w16sdtdh w16sdtfl w16du wp14">
   <w:body>
     <w:p>
       <w:pPr>
         <w:ind w:left="3119"/>
-        <w:jc w:val="right"/>
+        <w:jc w:val="left"/>
         <w:rPr>
-          <w:b/>
-          <w:sz w:val="36"/>
-          <w:szCs w:val="36"/>
-          <w:lang w:val="fr-LU"/>
+          <w:sz w:val="18"/>
+          <w:szCs w:val="18"/>
         </w:rPr>
       </w:pPr>
       <w:r>
-        <w:rPr>
-          <w:b/>
-          <w:noProof/>
-          <w:sz w:val="36"/>
-          <w:szCs w:val="36"/>
-          <w:lang w:eastAsia="en-US"/>
-        </w:rPr>
         <w:drawing>
-          <wp:anchor distT="0" distB="0" distL="114300" distR="114300" simplePos="0" relativeHeight="251659264" behindDoc="1" locked="0" layoutInCell="1" allowOverlap="1" wp14:anchorId="70DB1932" wp14:editId="206278D8">
-            <wp:simplePos x="0" y="0"/>
-            <wp:positionH relativeFrom="column">
-              <wp:posOffset>-18415</wp:posOffset>
-            </wp:positionH>
-            <wp:positionV relativeFrom="paragraph">
-              <wp:posOffset>0</wp:posOffset>
-            </wp:positionV>
-            <wp:extent cx="1880235" cy="728980"/>
-            <wp:effectExtent l="0" t="0" r="5715" b="0"/>
-            <wp:wrapSquare wrapText="bothSides"/>
-            <wp:docPr id="6" name="Picture 6"/>
+          <wp:inline distT="0" distB="0" distL="0" distR="0" wp14:anchorId="5116B4C7" wp14:editId="1294671E">
+            <wp:extent cx="1524841" cy="575945"/>
+            <wp:effectExtent l="0" t="0" r="0" b="0"/>
+            <wp:docPr id="2111344544" name="Picture 33"/>
             <wp:cNvGraphicFramePr>
               <a:graphicFrameLocks xmlns:a="http://schemas.openxmlformats.org/drawingml/2006/main" noChangeAspect="1"/>
             </wp:cNvGraphicFramePr>
@@ -41,10 +24,8 @@
               <a:graphicData uri="http://schemas.openxmlformats.org/drawingml/2006/picture">
                 <pic:pic xmlns:pic="http://schemas.openxmlformats.org/drawingml/2006/picture">
                   <pic:nvPicPr>
-                    <pic:cNvPr id="0" name="Picture 8" descr="C:\Users\juan\AppData\Local\Microsoft\Windows\INetCache\Content.Word\Logo_caseslu.emf"/>
-                    <pic:cNvPicPr>
-                      <a:picLocks noChangeAspect="1" noChangeArrowheads="1"/>
-                    </pic:cNvPicPr>
+                    <pic:cNvPr id="0" name="Picture 33"/>
+                    <pic:cNvPicPr/>
                   </pic:nvPicPr>
                   <pic:blipFill>
                     <a:blip r:embed="rId8" cstate="print">
@@ -61,7 +42,7 @@
                   <pic:spPr bwMode="auto">
                     <a:xfrm>
                       <a:off x="0" y="0"/>
-                      <a:ext cx="1880235" cy="728980"/>
+                      <a:ext cx="1524841" cy="575945"/>
                     </a:xfrm>
                     <a:prstGeom prst="rect">
                       <a:avLst/>
@@ -74,13 +55,7 @@
                 </pic:pic>
               </a:graphicData>
             </a:graphic>
-            <wp14:sizeRelH relativeFrom="margin">
-              <wp14:pctWidth>0</wp14:pctWidth>
-            </wp14:sizeRelH>
-            <wp14:sizeRelV relativeFrom="margin">
-              <wp14:pctHeight>0</wp14:pctHeight>
-            </wp14:sizeRelV>
-          </wp:anchor>
+          </wp:inline>
         </w:drawing>
       </w:r>
     </w:p>
@@ -94,7 +69,6 @@
           <w:b/>
           <w:sz w:val="36"/>
           <w:szCs w:val="36"/>
-          <w:lang w:val="fr-LU"/>
         </w:rPr>
       </w:pPr>
       <w:r>
@@ -102,7 +76,6 @@
           <w:b/>
           <w:sz w:val="36"/>
           <w:szCs w:val="36"/>
-          <w:lang w:val="fr-LU"/>
         </w:rPr>
         <w:tab/>
       </w:r>
@@ -115,7 +88,6 @@
           <w:b/>
           <w:sz w:val="36"/>
           <w:szCs w:val="36"/>
-          <w:lang w:val="fr-LU"/>
         </w:rPr>
       </w:pPr>
     </w:p>
@@ -127,7 +99,6 @@
           <w:b/>
           <w:sz w:val="36"/>
           <w:szCs w:val="36"/>
-          <w:lang w:val="fr-LU"/>
         </w:rPr>
       </w:pPr>
     </w:p>
@@ -139,7 +110,6 @@
           <w:b/>
           <w:sz w:val="36"/>
           <w:szCs w:val="36"/>
-          <w:lang w:val="fr-LU"/>
         </w:rPr>
       </w:pPr>
     </w:p>
@@ -151,7 +121,6 @@
           <w:b/>
           <w:sz w:val="36"/>
           <w:szCs w:val="36"/>
-          <w:lang w:val="fr-LU"/>
         </w:rPr>
       </w:pPr>
     </w:p>
@@ -264,6 +233,7 @@
         </w:rPr>
         <w:fldChar w:fldCharType="separate"/>
       </w:r>
+      <w:proofErr w:type="spellStart"/>
       <w:r>
         <w:rPr>
           <w:b/>
@@ -271,7 +241,37 @@
           <w:sz w:val="36"/>
           <w:szCs w:val="36"/>
         </w:rPr>
-        <w:t xml:space="preserve">Information security - </w:t>
+        <w:t>Information</w:t>
+      </w:r>
+      <w:proofErr w:type="spellEnd"/>
+      <w:r>
+        <w:rPr>
+          <w:b/>
+          <w:color w:val="1F497D" w:themeColor="text2"/>
+          <w:sz w:val="36"/>
+          <w:szCs w:val="36"/>
+        </w:rPr>
+        <w:t xml:space="preserve"> </w:t>
+      </w:r>
+      <w:proofErr w:type="spellStart"/>
+      <w:r>
+        <w:rPr>
+          <w:b/>
+          <w:color w:val="1F497D" w:themeColor="text2"/>
+          <w:sz w:val="36"/>
+          <w:szCs w:val="36"/>
+        </w:rPr>
+        <w:t>security</w:t>
+      </w:r>
+      <w:proofErr w:type="spellEnd"/>
+      <w:r>
+        <w:rPr>
+          <w:b/>
+          <w:color w:val="1F497D" w:themeColor="text2"/>
+          <w:sz w:val="36"/>
+          <w:szCs w:val="36"/>
+        </w:rPr>
+        <w:t xml:space="preserve"> - </w:t>
       </w:r>
     </w:p>
     <w:p>
@@ -332,26 +332,25 @@
     </w:p>
     <w:p/>
     <w:p/>
-    <w:p/>
     <w:bookmarkEnd w:id="0"/>
     <w:bookmarkEnd w:id="1"/>
     <w:bookmarkEnd w:id="2"/>
     <w:bookmarkEnd w:id="3"/>
     <w:bookmarkEnd w:id="4"/>
     <w:bookmarkEnd w:id="5"/>
+    <w:p/>
     <w:p>
       <w:pPr>
-        <w:rPr>
-          <w:b/>
-          <w:sz w:val="28"/>
-        </w:rPr>
+        <w:keepLines/>
+        <w:spacing w:after="0"/>
       </w:pPr>
       <w:r>
         <w:rPr>
-          <w:b/>
+          <w:rFonts w:eastAsia="Century Schoolbook" w:cs="Century Schoolbook"/>
           <w:sz w:val="28"/>
+          <w:szCs w:val="28"/>
         </w:rPr>
-        <w:t>General information</w:t>
+        <w:t>Informações gerais</w:t>
       </w:r>
     </w:p>
     <w:p>
@@ -371,30 +370,33 @@
         <w:rPr>
           <w:sz w:val="20"/>
           <w:szCs w:val="20"/>
-          <w:lang w:val="fr-FR"/>
         </w:rPr>
       </w:pPr>
       <w:r>
         <w:rPr>
+          <w:rFonts w:eastAsia="Century Schoolbook" w:cs="Century Schoolbook"/>
           <w:sz w:val="20"/>
           <w:szCs w:val="20"/>
-          <w:lang w:val="fr-FR"/>
         </w:rPr>
-        <w:t>Version :</w:t>
+        <w:t>Versão</w:t>
       </w:r>
       <w:r>
         <w:rPr>
           <w:sz w:val="20"/>
           <w:szCs w:val="20"/>
-          <w:lang w:val="fr-FR"/>
         </w:rPr>
+        <w:t> :</w:t>
+      </w:r>
+      <w:r>
+        <w:tab/>
+      </w:r>
+      <w:r>
         <w:tab/>
       </w:r>
       <w:r>
         <w:rPr>
           <w:sz w:val="20"/>
           <w:szCs w:val="20"/>
-          <w:lang w:val="fr-FR"/>
         </w:rPr>
         <w:t>${VERSION}</w:t>
       </w:r>
@@ -416,29 +418,33 @@
         <w:rPr>
           <w:sz w:val="20"/>
           <w:szCs w:val="20"/>
-          <w:lang w:val="fr-FR"/>
         </w:rPr>
       </w:pPr>
       <w:r>
         <w:rPr>
+          <w:rFonts w:eastAsia="Century Schoolbook" w:cs="Century Schoolbook"/>
           <w:sz w:val="20"/>
-          <w:lang w:val="fr-FR"/>
+          <w:szCs w:val="20"/>
         </w:rPr>
-        <w:t>Document status:</w:t>
+        <w:t>Estado do documento</w:t>
       </w:r>
       <w:r>
         <w:rPr>
           <w:sz w:val="20"/>
           <w:szCs w:val="20"/>
-          <w:lang w:val="fr-FR"/>
         </w:rPr>
+        <w:t>:</w:t>
+      </w:r>
+      <w:r>
+        <w:tab/>
+      </w:r>
+      <w:r>
         <w:tab/>
       </w:r>
       <w:r>
         <w:rPr>
           <w:sz w:val="20"/>
           <w:szCs w:val="20"/>
-          <w:lang w:val="fr-FR"/>
         </w:rPr>
         <w:t>${STATE}</w:t>
       </w:r>
@@ -460,30 +466,33 @@
         <w:rPr>
           <w:sz w:val="20"/>
           <w:szCs w:val="20"/>
-          <w:lang w:val="fr-FR"/>
         </w:rPr>
       </w:pPr>
       <w:r>
         <w:rPr>
+          <w:rFonts w:eastAsia="Century Schoolbook" w:cs="Century Schoolbook"/>
           <w:sz w:val="20"/>
           <w:szCs w:val="20"/>
-          <w:lang w:val="fr-FR"/>
         </w:rPr>
-        <w:t>Classification :</w:t>
+        <w:t>Classificação</w:t>
       </w:r>
       <w:r>
         <w:rPr>
           <w:sz w:val="20"/>
           <w:szCs w:val="20"/>
-          <w:lang w:val="fr-FR"/>
         </w:rPr>
+        <w:t> :</w:t>
+      </w:r>
+      <w:r>
+        <w:tab/>
+      </w:r>
+      <w:r>
         <w:tab/>
       </w:r>
       <w:r>
         <w:rPr>
           <w:sz w:val="20"/>
           <w:szCs w:val="20"/>
-          <w:lang w:val="fr-FR"/>
         </w:rPr>
         <w:t>${CLASSIFICATION}</w:t>
       </w:r>
@@ -505,29 +514,33 @@
         <w:rPr>
           <w:sz w:val="20"/>
           <w:szCs w:val="20"/>
-          <w:lang w:val="fr-FR"/>
         </w:rPr>
       </w:pPr>
       <w:r>
         <w:rPr>
+          <w:rFonts w:eastAsia="Century Schoolbook" w:cs="Century Schoolbook"/>
           <w:sz w:val="20"/>
-          <w:lang w:val="fr-FR"/>
+          <w:szCs w:val="20"/>
         </w:rPr>
-        <w:t>Company:</w:t>
+        <w:t>Companhia</w:t>
       </w:r>
       <w:r>
         <w:rPr>
           <w:sz w:val="20"/>
           <w:szCs w:val="20"/>
-          <w:lang w:val="fr-FR"/>
         </w:rPr>
+        <w:t>:</w:t>
+      </w:r>
+      <w:r>
+        <w:tab/>
+      </w:r>
+      <w:r>
         <w:tab/>
       </w:r>
       <w:r>
         <w:rPr>
           <w:sz w:val="20"/>
           <w:szCs w:val="20"/>
-          <w:lang w:val="fr-FR"/>
         </w:rPr>
         <w:t>${COMPANY}</w:t>
       </w:r>
@@ -550,29 +563,33 @@
         <w:rPr>
           <w:sz w:val="20"/>
           <w:szCs w:val="20"/>
-          <w:lang w:val="fr-FR"/>
         </w:rPr>
       </w:pPr>
       <w:r>
         <w:rPr>
+          <w:rFonts w:eastAsia="Century Schoolbook" w:cs="Century Schoolbook"/>
           <w:sz w:val="20"/>
-          <w:lang w:val="fr-FR"/>
+          <w:szCs w:val="20"/>
         </w:rPr>
-        <w:t>Document name:</w:t>
+        <w:t>Nome do documento</w:t>
       </w:r>
       <w:r>
         <w:rPr>
           <w:sz w:val="20"/>
           <w:szCs w:val="20"/>
-          <w:lang w:val="fr-FR"/>
         </w:rPr>
+        <w:t>:</w:t>
+      </w:r>
+      <w:r>
+        <w:tab/>
+      </w:r>
+      <w:r>
         <w:tab/>
       </w:r>
       <w:r>
         <w:rPr>
           <w:sz w:val="20"/>
           <w:szCs w:val="20"/>
-          <w:lang w:val="fr-FR"/>
         </w:rPr>
         <w:t>${DOCUMENT}</w:t>
       </w:r>
@@ -596,20 +613,25 @@
           <w:szCs w:val="20"/>
         </w:rPr>
       </w:pPr>
-      <w:proofErr w:type="gramStart"/>
+      <w:r>
+        <w:rPr>
+          <w:rFonts w:eastAsia="Century Schoolbook" w:cs="Century Schoolbook"/>
+          <w:sz w:val="20"/>
+          <w:szCs w:val="20"/>
+        </w:rPr>
+        <w:t>Data</w:t>
+      </w:r>
       <w:r>
         <w:rPr>
           <w:sz w:val="20"/>
           <w:szCs w:val="20"/>
         </w:rPr>
-        <w:t>Date :</w:t>
+        <w:t> :</w:t>
       </w:r>
-      <w:proofErr w:type="gramEnd"/>
       <w:r>
-        <w:rPr>
-          <w:sz w:val="20"/>
-          <w:szCs w:val="20"/>
-        </w:rPr>
+        <w:tab/>
+      </w:r>
+      <w:r>
         <w:tab/>
       </w:r>
       <w:r>
@@ -641,9 +663,36 @@
       </w:pPr>
       <w:r>
         <w:rPr>
+          <w:rFonts w:eastAsia="Century Schoolbook" w:cs="Century Schoolbook"/>
           <w:sz w:val="20"/>
+          <w:szCs w:val="20"/>
         </w:rPr>
-        <w:t xml:space="preserve">Security consultant(s): </w:t>
+        <w:t>Consultor(</w:t>
+      </w:r>
+      <w:proofErr w:type="spellStart"/>
+      <w:r>
+        <w:rPr>
+          <w:rFonts w:eastAsia="Century Schoolbook" w:cs="Century Schoolbook"/>
+          <w:sz w:val="20"/>
+          <w:szCs w:val="20"/>
+        </w:rPr>
+        <w:t>es</w:t>
+      </w:r>
+      <w:proofErr w:type="spellEnd"/>
+      <w:r>
+        <w:rPr>
+          <w:rFonts w:eastAsia="Century Schoolbook" w:cs="Century Schoolbook"/>
+          <w:sz w:val="20"/>
+          <w:szCs w:val="20"/>
+        </w:rPr>
+        <w:t>) de segurança</w:t>
+      </w:r>
+      <w:r>
+        <w:rPr>
+          <w:sz w:val="20"/>
+          <w:szCs w:val="20"/>
+        </w:rPr>
+        <w:t xml:space="preserve">: </w:t>
       </w:r>
       <w:r>
         <w:tab/>
@@ -677,22 +726,20 @@
       </w:pPr>
       <w:r>
         <w:rPr>
+          <w:rFonts w:eastAsia="Century Schoolbook" w:cs="Century Schoolbook"/>
           <w:sz w:val="20"/>
+          <w:szCs w:val="20"/>
         </w:rPr>
-        <w:t xml:space="preserve">Client representative(s): </w:t>
+        <w:t>Representante do cliente</w:t>
       </w:r>
       <w:r>
         <w:rPr>
           <w:sz w:val="20"/>
           <w:szCs w:val="20"/>
         </w:rPr>
-        <w:t xml:space="preserve"> </w:t>
+        <w:t xml:space="preserve">(s):  </w:t>
       </w:r>
       <w:r>
-        <w:rPr>
-          <w:sz w:val="20"/>
-          <w:szCs w:val="20"/>
-        </w:rPr>
         <w:tab/>
       </w:r>
       <w:r>
@@ -733,29 +780,30 @@
           <w:docPartUnique/>
         </w:docPartObj>
       </w:sdtPr>
-      <w:sdtEndPr>
-        <w:rPr>
-          <w:noProof/>
-        </w:rPr>
-      </w:sdtEndPr>
       <w:sdtContent>
         <w:p>
           <w:pPr>
-            <w:pStyle w:val="TOCHeading"/>
-            <w:rPr>
-              <w:lang w:val="fr-LU"/>
-            </w:rPr>
+            <w:pStyle w:val="Cabealhodondice"/>
           </w:pPr>
           <w:r>
             <w:rPr>
-              <w:lang w:val="fr-LU"/>
+              <w:rFonts w:ascii="Century Schoolbook" w:eastAsia="TrebuchetMS" w:hAnsi="Century Schoolbook" w:cs="Arial"/>
+              <w:b w:val="0"/>
+              <w:bCs w:val="0"/>
+              <w:color w:val="auto"/>
+              <w:sz w:val="22"/>
+              <w:szCs w:val="22"/>
+              <w:lang w:eastAsia="fr-FR"/>
             </w:rPr>
-            <w:t>Contents</w:t>
+            <w:t>Í</w:t>
+          </w:r>
+          <w:r>
+            <w:t>ndice</w:t>
           </w:r>
         </w:p>
         <w:p>
           <w:pPr>
-            <w:pStyle w:val="TOC1"/>
+            <w:pStyle w:val="ndice1"/>
             <w:tabs>
               <w:tab w:val="left" w:pos="440"/>
               <w:tab w:val="right" w:leader="dot" w:pos="9764"/>
@@ -766,29 +814,28 @@
               <w:bCs w:val="0"/>
               <w:caps w:val="0"/>
               <w:noProof/>
-              <w:sz w:val="22"/>
-              <w:szCs w:val="22"/>
-              <w:lang w:eastAsia="en-US"/>
+              <w:kern w:val="2"/>
+              <w:sz w:val="24"/>
+              <w:szCs w:val="24"/>
+              <w:lang w:eastAsia="pt-PT"/>
+              <w14:ligatures w14:val="standardContextual"/>
             </w:rPr>
           </w:pPr>
           <w:r>
             <w:fldChar w:fldCharType="begin"/>
           </w:r>
           <w:r>
-            <w:rPr>
-              <w:lang w:val="fr-LU"/>
-            </w:rPr>
             <w:instrText xml:space="preserve"> TOC \o "1-3" \h \z \u </w:instrText>
           </w:r>
           <w:r>
             <w:fldChar w:fldCharType="separate"/>
           </w:r>
-          <w:hyperlink w:anchor="_Toc501446168" w:history="1">
+          <w:hyperlink w:anchor="_Toc190698489" w:history="1">
             <w:r>
               <w:rPr>
-                <w:rStyle w:val="Hyperlink"/>
+                <w:rStyle w:val="Hiperligao"/>
                 <w:noProof/>
-                <w:lang w:val="en-GB" w:eastAsia="en-GB" w:bidi="en-GB"/>
+                <w:lang w:eastAsia="en-GB" w:bidi="en-GB"/>
               </w:rPr>
               <w:t>1</w:t>
             </w:r>
@@ -799,18 +846,20 @@
                 <w:bCs w:val="0"/>
                 <w:caps w:val="0"/>
                 <w:noProof/>
-                <w:sz w:val="22"/>
-                <w:szCs w:val="22"/>
-                <w:lang w:eastAsia="en-US"/>
+                <w:kern w:val="2"/>
+                <w:sz w:val="24"/>
+                <w:szCs w:val="24"/>
+                <w:lang w:eastAsia="pt-PT"/>
+                <w14:ligatures w14:val="standardContextual"/>
               </w:rPr>
               <w:tab/>
             </w:r>
             <w:r>
               <w:rPr>
-                <w:rStyle w:val="Hyperlink"/>
+                <w:rStyle w:val="Hiperligao"/>
                 <w:noProof/>
               </w:rPr>
-              <w:t>Implementation of the risk treatment plan</w:t>
+              <w:t>Implementação do plano de tratamento de riscos</w:t>
             </w:r>
             <w:r>
               <w:rPr>
@@ -831,7 +880,7 @@
                 <w:noProof/>
                 <w:webHidden/>
               </w:rPr>
-              <w:instrText xml:space="preserve"> PAGEREF _Toc501446168 \h </w:instrText>
+              <w:instrText xml:space="preserve"> PAGEREF _Toc190698489 \h </w:instrText>
             </w:r>
             <w:r>
               <w:rPr>
@@ -864,7 +913,7 @@
         </w:p>
         <w:p>
           <w:pPr>
-            <w:pStyle w:val="TOC1"/>
+            <w:pStyle w:val="ndice1"/>
             <w:tabs>
               <w:tab w:val="left" w:pos="440"/>
               <w:tab w:val="right" w:leader="dot" w:pos="9764"/>
@@ -875,17 +924,18 @@
               <w:bCs w:val="0"/>
               <w:caps w:val="0"/>
               <w:noProof/>
-              <w:sz w:val="22"/>
-              <w:szCs w:val="22"/>
-              <w:lang w:eastAsia="en-US"/>
+              <w:kern w:val="2"/>
+              <w:sz w:val="24"/>
+              <w:szCs w:val="24"/>
+              <w:lang w:eastAsia="pt-PT"/>
+              <w14:ligatures w14:val="standardContextual"/>
             </w:rPr>
           </w:pPr>
-          <w:hyperlink w:anchor="_Toc501446169" w:history="1">
+          <w:hyperlink w:anchor="_Toc190698490" w:history="1">
             <w:r>
               <w:rPr>
-                <w:rStyle w:val="Hyperlink"/>
+                <w:rStyle w:val="Hiperligao"/>
                 <w:noProof/>
-                <w:lang w:val="en-GB"/>
               </w:rPr>
               <w:t>2</w:t>
             </w:r>
@@ -896,18 +946,20 @@
                 <w:bCs w:val="0"/>
                 <w:caps w:val="0"/>
                 <w:noProof/>
-                <w:sz w:val="22"/>
-                <w:szCs w:val="22"/>
-                <w:lang w:eastAsia="en-US"/>
+                <w:kern w:val="2"/>
+                <w:sz w:val="24"/>
+                <w:szCs w:val="24"/>
+                <w:lang w:eastAsia="pt-PT"/>
+                <w14:ligatures w14:val="standardContextual"/>
               </w:rPr>
               <w:tab/>
             </w:r>
             <w:r>
               <w:rPr>
-                <w:rStyle w:val="Hyperlink"/>
+                <w:rStyle w:val="Hiperligao"/>
                 <w:noProof/>
               </w:rPr>
-              <w:t>Implementation history</w:t>
+              <w:t>Histórico de implementação</w:t>
             </w:r>
             <w:r>
               <w:rPr>
@@ -928,7 +980,7 @@
                 <w:noProof/>
                 <w:webHidden/>
               </w:rPr>
-              <w:instrText xml:space="preserve"> PAGEREF _Toc501446169 \h </w:instrText>
+              <w:instrText xml:space="preserve"> PAGEREF _Toc190698490 \h </w:instrText>
             </w:r>
             <w:r>
               <w:rPr>
@@ -964,14 +1016,12 @@
             <w:rPr>
               <w:b/>
               <w:bCs/>
-              <w:noProof/>
             </w:rPr>
           </w:pPr>
           <w:r>
             <w:rPr>
               <w:b/>
               <w:bCs/>
-              <w:noProof/>
             </w:rPr>
             <w:fldChar w:fldCharType="end"/>
           </w:r>
@@ -990,19 +1040,19 @@
     </w:p>
     <w:p>
       <w:pPr>
-        <w:pStyle w:val="Heading1"/>
+        <w:pStyle w:val="Ttulo1"/>
         <w:numPr>
           <w:ilvl w:val="0"/>
           <w:numId w:val="1"/>
         </w:numPr>
         <w:rPr>
-          <w:lang w:val="en-GB" w:eastAsia="en-GB" w:bidi="en-GB"/>
+          <w:lang w:eastAsia="en-GB" w:bidi="en-GB"/>
         </w:rPr>
       </w:pPr>
-      <w:bookmarkStart w:id="8" w:name="_Toc501446168"/>
+      <w:bookmarkStart w:id="8" w:name="_Toc190698489"/>
       <w:r>
         <w:lastRenderedPageBreak/>
-        <w:t>Implementation of the risk treatment plan</w:t>
+        <w:t>Implementação do plano de tratamento de riscos</w:t>
       </w:r>
       <w:bookmarkEnd w:id="8"/>
     </w:p>
@@ -1011,24 +1061,19 @@
         <w:spacing w:before="240"/>
       </w:pPr>
       <w:r>
-        <w:t>${</w:t>
-      </w:r>
-      <w:r>
-        <w:t>TABLE_IMPLEMENTATION_PLAN</w:t>
-      </w:r>
-      <w:r>
-        <w:t>}</w:t>
+        <w:t>${TABLE_IMPLEMENTATION_PLAN}</w:t>
       </w:r>
     </w:p>
     <w:p>
       <w:pPr>
         <w:rPr>
           <w:highlight w:val="yellow"/>
-          <w:lang w:val="fr-LU"/>
         </w:rPr>
         <w:sectPr>
           <w:headerReference w:type="default" r:id="rId9"/>
           <w:footerReference w:type="default" r:id="rId10"/>
+          <w:headerReference w:type="first" r:id="rId11"/>
+          <w:footerReference w:type="first" r:id="rId12"/>
           <w:pgSz w:w="11906" w:h="16838" w:code="9"/>
           <w:pgMar w:top="1440" w:right="1138" w:bottom="245" w:left="432" w:header="562" w:footer="562" w:gutter="562"/>
           <w:cols w:space="708"/>
@@ -1039,28 +1084,24 @@
       <w:r>
         <w:rPr>
           <w:highlight w:val="yellow"/>
-          <w:lang w:val="fr-LU"/>
         </w:rPr>
         <w:br w:type="page"/>
       </w:r>
     </w:p>
     <w:p>
       <w:pPr>
-        <w:pStyle w:val="Heading1"/>
+        <w:pStyle w:val="Ttulo1"/>
         <w:numPr>
           <w:ilvl w:val="0"/>
           <w:numId w:val="1"/>
         </w:numPr>
         <w:spacing w:after="200" w:line="276" w:lineRule="auto"/>
         <w:jc w:val="left"/>
-        <w:rPr>
-          <w:lang w:val="en-GB"/>
-        </w:rPr>
-      </w:pPr>
-      <w:bookmarkStart w:id="9" w:name="_Toc501446169"/>
+      </w:pPr>
+      <w:bookmarkStart w:id="9" w:name="_Toc190698490"/>
       <w:r>
         <w:lastRenderedPageBreak/>
-        <w:t>Implementation history</w:t>
+        <w:t>Histórico de implementação</w:t>
       </w:r>
       <w:bookmarkEnd w:id="9"/>
     </w:p>
@@ -1074,23 +1115,14 @@
         <w:jc w:val="left"/>
       </w:pPr>
       <w:r>
-        <w:t>${</w:t>
+        <w:t>${TABLE_IMPLEMENTATION_HISTORY}</w:t>
       </w:r>
-      <w:r>
-        <w:t>TABLE_IMPLEMENTATION_</w:t>
-      </w:r>
-      <w:r>
-        <w:t>HISTORY</w:t>
-      </w:r>
-      <w:r>
-        <w:t>}</w:t>
-      </w:r>
-      <w:bookmarkStart w:id="10" w:name="_GoBack"/>
-      <w:bookmarkEnd w:id="10"/>
     </w:p>
     <w:sectPr>
-      <w:headerReference w:type="default" r:id="rId11"/>
-      <w:footerReference w:type="default" r:id="rId12"/>
+      <w:headerReference w:type="default" r:id="rId13"/>
+      <w:footerReference w:type="default" r:id="rId14"/>
+      <w:headerReference w:type="first" r:id="rId15"/>
+      <w:footerReference w:type="first" r:id="rId16"/>
       <w:pgSz w:w="16838" w:h="11906" w:orient="landscape" w:code="9"/>
       <w:pgMar w:top="431" w:right="1440" w:bottom="1140" w:left="1140" w:header="561" w:footer="561" w:gutter="561"/>
       <w:cols w:space="708"/>
@@ -1101,7 +1133,7 @@
 </file>
 
 <file path=word/endnotes.xml><?xml version="1.0" encoding="utf-8"?>
-<w:endnotes xmlns:wpc="http://schemas.microsoft.com/office/word/2010/wordprocessingCanvas" xmlns:cx="http://schemas.microsoft.com/office/drawing/2014/chartex" xmlns:mc="http://schemas.openxmlformats.org/markup-compatibility/2006" xmlns:o="urn:schemas-microsoft-com:office:office" xmlns:r="http://schemas.openxmlformats.org/officeDocument/2006/relationships" xmlns:m="http://schemas.openxmlformats.org/officeDocument/2006/math" xmlns:v="urn:schemas-microsoft-com:vml" xmlns:wp14="http://schemas.microsoft.com/office/word/2010/wordprocessingDrawing" xmlns:wp="http://schemas.openxmlformats.org/drawingml/2006/wordprocessingDrawing" xmlns:w10="urn:schemas-microsoft-com:office:word" xmlns:w="http://schemas.openxmlformats.org/wordprocessingml/2006/main" xmlns:w14="http://schemas.microsoft.com/office/word/2010/wordml" xmlns:w15="http://schemas.microsoft.com/office/word/2012/wordml" xmlns:w16se="http://schemas.microsoft.com/office/word/2015/wordml/symex" xmlns:wpg="http://schemas.microsoft.com/office/word/2010/wordprocessingGroup" xmlns:wpi="http://schemas.microsoft.com/office/word/2010/wordprocessingInk" xmlns:wne="http://schemas.microsoft.com/office/word/2006/wordml" xmlns:wps="http://schemas.microsoft.com/office/word/2010/wordprocessingShape" mc:Ignorable="w14 w15 w16se wp14">
+<w:endnotes xmlns:wpc="http://schemas.microsoft.com/office/word/2010/wordprocessingCanvas" xmlns:cx="http://schemas.microsoft.com/office/drawing/2014/chartex" xmlns:cx1="http://schemas.microsoft.com/office/drawing/2015/9/8/chartex" xmlns:cx2="http://schemas.microsoft.com/office/drawing/2015/10/21/chartex" xmlns:cx3="http://schemas.microsoft.com/office/drawing/2016/5/9/chartex" xmlns:cx4="http://schemas.microsoft.com/office/drawing/2016/5/10/chartex" xmlns:cx5="http://schemas.microsoft.com/office/drawing/2016/5/11/chartex" xmlns:cx6="http://schemas.microsoft.com/office/drawing/2016/5/12/chartex" xmlns:cx7="http://schemas.microsoft.com/office/drawing/2016/5/13/chartex" xmlns:cx8="http://schemas.microsoft.com/office/drawing/2016/5/14/chartex" xmlns:mc="http://schemas.openxmlformats.org/markup-compatibility/2006" xmlns:aink="http://schemas.microsoft.com/office/drawing/2016/ink" xmlns:am3d="http://schemas.microsoft.com/office/drawing/2017/model3d" xmlns:o="urn:schemas-microsoft-com:office:office" xmlns:oel="http://schemas.microsoft.com/office/2019/extlst" xmlns:r="http://schemas.openxmlformats.org/officeDocument/2006/relationships" xmlns:m="http://schemas.openxmlformats.org/officeDocument/2006/math" xmlns:v="urn:schemas-microsoft-com:vml" xmlns:wp14="http://schemas.microsoft.com/office/word/2010/wordprocessingDrawing" xmlns:wp="http://schemas.openxmlformats.org/drawingml/2006/wordprocessingDrawing" xmlns:w10="urn:schemas-microsoft-com:office:word" xmlns:w="http://schemas.openxmlformats.org/wordprocessingml/2006/main" xmlns:w14="http://schemas.microsoft.com/office/word/2010/wordml" xmlns:w15="http://schemas.microsoft.com/office/word/2012/wordml" xmlns:w16cex="http://schemas.microsoft.com/office/word/2018/wordml/cex" xmlns:w16cid="http://schemas.microsoft.com/office/word/2016/wordml/cid" xmlns:w16="http://schemas.microsoft.com/office/word/2018/wordml" xmlns:w16du="http://schemas.microsoft.com/office/word/2023/wordml/word16du" xmlns:w16sdtdh="http://schemas.microsoft.com/office/word/2020/wordml/sdtdatahash" xmlns:w16sdtfl="http://schemas.microsoft.com/office/word/2024/wordml/sdtformatlock" xmlns:w16se="http://schemas.microsoft.com/office/word/2015/wordml/symex" xmlns:wpg="http://schemas.microsoft.com/office/word/2010/wordprocessingGroup" xmlns:wpi="http://schemas.microsoft.com/office/word/2010/wordprocessingInk" xmlns:wne="http://schemas.microsoft.com/office/word/2006/wordml" xmlns:wps="http://schemas.microsoft.com/office/word/2010/wordprocessingShape" mc:Ignorable="w14 w15 w16se w16cid w16 w16cex w16sdtdh w16sdtfl w16du wp14">
   <w:endnote w:type="separator" w:id="-1">
     <w:p>
       <w:r>
@@ -1120,7 +1152,7 @@
 </file>
 
 <file path=word/footer1.xml><?xml version="1.0" encoding="utf-8"?>
-<w:ftr xmlns:wpc="http://schemas.microsoft.com/office/word/2010/wordprocessingCanvas" xmlns:cx="http://schemas.microsoft.com/office/drawing/2014/chartex" xmlns:mc="http://schemas.openxmlformats.org/markup-compatibility/2006" xmlns:o="urn:schemas-microsoft-com:office:office" xmlns:r="http://schemas.openxmlformats.org/officeDocument/2006/relationships" xmlns:m="http://schemas.openxmlformats.org/officeDocument/2006/math" xmlns:v="urn:schemas-microsoft-com:vml" xmlns:wp14="http://schemas.microsoft.com/office/word/2010/wordprocessingDrawing" xmlns:wp="http://schemas.openxmlformats.org/drawingml/2006/wordprocessingDrawing" xmlns:w10="urn:schemas-microsoft-com:office:word" xmlns:w="http://schemas.openxmlformats.org/wordprocessingml/2006/main" xmlns:w14="http://schemas.microsoft.com/office/word/2010/wordml" xmlns:w15="http://schemas.microsoft.com/office/word/2012/wordml" xmlns:w16se="http://schemas.microsoft.com/office/word/2015/wordml/symex" xmlns:wpg="http://schemas.microsoft.com/office/word/2010/wordprocessingGroup" xmlns:wpi="http://schemas.microsoft.com/office/word/2010/wordprocessingInk" xmlns:wne="http://schemas.microsoft.com/office/word/2006/wordml" xmlns:wps="http://schemas.microsoft.com/office/word/2010/wordprocessingShape" mc:Ignorable="w14 w15 w16se wp14">
+<w:ftr xmlns:wpc="http://schemas.microsoft.com/office/word/2010/wordprocessingCanvas" xmlns:cx="http://schemas.microsoft.com/office/drawing/2014/chartex" xmlns:cx1="http://schemas.microsoft.com/office/drawing/2015/9/8/chartex" xmlns:cx2="http://schemas.microsoft.com/office/drawing/2015/10/21/chartex" xmlns:cx3="http://schemas.microsoft.com/office/drawing/2016/5/9/chartex" xmlns:cx4="http://schemas.microsoft.com/office/drawing/2016/5/10/chartex" xmlns:cx5="http://schemas.microsoft.com/office/drawing/2016/5/11/chartex" xmlns:cx6="http://schemas.microsoft.com/office/drawing/2016/5/12/chartex" xmlns:cx7="http://schemas.microsoft.com/office/drawing/2016/5/13/chartex" xmlns:cx8="http://schemas.microsoft.com/office/drawing/2016/5/14/chartex" xmlns:mc="http://schemas.openxmlformats.org/markup-compatibility/2006" xmlns:aink="http://schemas.microsoft.com/office/drawing/2016/ink" xmlns:am3d="http://schemas.microsoft.com/office/drawing/2017/model3d" xmlns:o="urn:schemas-microsoft-com:office:office" xmlns:oel="http://schemas.microsoft.com/office/2019/extlst" xmlns:r="http://schemas.openxmlformats.org/officeDocument/2006/relationships" xmlns:m="http://schemas.openxmlformats.org/officeDocument/2006/math" xmlns:v="urn:schemas-microsoft-com:vml" xmlns:wp14="http://schemas.microsoft.com/office/word/2010/wordprocessingDrawing" xmlns:wp="http://schemas.openxmlformats.org/drawingml/2006/wordprocessingDrawing" xmlns:w10="urn:schemas-microsoft-com:office:word" xmlns:w="http://schemas.openxmlformats.org/wordprocessingml/2006/main" xmlns:w14="http://schemas.microsoft.com/office/word/2010/wordml" xmlns:w15="http://schemas.microsoft.com/office/word/2012/wordml" xmlns:w16cex="http://schemas.microsoft.com/office/word/2018/wordml/cex" xmlns:w16cid="http://schemas.microsoft.com/office/word/2016/wordml/cid" xmlns:w16="http://schemas.microsoft.com/office/word/2018/wordml" xmlns:w16du="http://schemas.microsoft.com/office/word/2023/wordml/word16du" xmlns:w16sdtdh="http://schemas.microsoft.com/office/word/2020/wordml/sdtdatahash" xmlns:w16sdtfl="http://schemas.microsoft.com/office/word/2024/wordml/sdtformatlock" xmlns:w16se="http://schemas.microsoft.com/office/word/2015/wordml/symex" xmlns:wpg="http://schemas.microsoft.com/office/word/2010/wordprocessingGroup" xmlns:wpi="http://schemas.microsoft.com/office/word/2010/wordprocessingInk" xmlns:wne="http://schemas.microsoft.com/office/word/2006/wordml" xmlns:wps="http://schemas.microsoft.com/office/word/2010/wordprocessingShape" mc:Ignorable="w14 w15 w16se w16cid w16 w16cex w16sdtdh w16sdtfl w16du wp14">
   <w:p>
     <w:pPr>
       <w:pStyle w:val="smile-footer"/>
@@ -1130,6 +1162,7 @@
         <w:i w:val="0"/>
         <w:color w:val="auto"/>
         <w:sz w:val="12"/>
+        <w:lang w:val="pt-PT"/>
       </w:rPr>
     </w:pPr>
   </w:p>
@@ -1140,83 +1173,14 @@
       <w:rPr>
         <w:i w:val="0"/>
         <w:color w:val="auto"/>
-      </w:rPr>
-    </w:pPr>
-    <w:r>
-      <w:rPr>
-        <w:i w:val="0"/>
-        <w:noProof/>
-        <w:color w:val="auto"/>
-        <w:lang w:val="en-US" w:eastAsia="en-US" w:bidi="ar-SA"/>
-      </w:rPr>
-      <w:drawing>
-        <wp:anchor distT="0" distB="0" distL="0" distR="0" simplePos="0" relativeHeight="251667456" behindDoc="0" locked="0" layoutInCell="1" allowOverlap="1" wp14:anchorId="3CA5AF4D" wp14:editId="3B42E0B5">
-          <wp:simplePos x="0" y="0"/>
-          <wp:positionH relativeFrom="column">
-            <wp:posOffset>-71120</wp:posOffset>
-          </wp:positionH>
-          <wp:positionV relativeFrom="paragraph">
-            <wp:posOffset>107950</wp:posOffset>
-          </wp:positionV>
-          <wp:extent cx="878400" cy="360000"/>
-          <wp:effectExtent l="0" t="0" r="0" b="2540"/>
-          <wp:wrapNone/>
-          <wp:docPr id="36" name="Picture 36"/>
-          <wp:cNvGraphicFramePr>
-            <a:graphicFrameLocks xmlns:a="http://schemas.openxmlformats.org/drawingml/2006/main" noChangeAspect="1"/>
-          </wp:cNvGraphicFramePr>
-          <a:graphic xmlns:a="http://schemas.openxmlformats.org/drawingml/2006/main">
-            <a:graphicData uri="http://schemas.openxmlformats.org/drawingml/2006/picture">
-              <pic:pic xmlns:pic="http://schemas.openxmlformats.org/drawingml/2006/picture">
-                <pic:nvPicPr>
-                  <pic:cNvPr id="0" name="Picture 19"/>
-                  <pic:cNvPicPr>
-                    <a:picLocks noChangeAspect="1" noChangeArrowheads="1"/>
-                  </pic:cNvPicPr>
-                </pic:nvPicPr>
-                <pic:blipFill>
-                  <a:blip r:embed="rId1" cstate="print">
-                    <a:extLst>
-                      <a:ext uri="{28A0092B-C50C-407E-A947-70E740481C1C}">
-                        <a14:useLocalDpi xmlns:a14="http://schemas.microsoft.com/office/drawing/2010/main" val="0"/>
-                      </a:ext>
-                    </a:extLst>
-                  </a:blip>
-                  <a:stretch>
-                    <a:fillRect/>
-                  </a:stretch>
-                </pic:blipFill>
-                <pic:spPr bwMode="auto">
-                  <a:xfrm>
-                    <a:off x="0" y="0"/>
-                    <a:ext cx="878400" cy="360000"/>
-                  </a:xfrm>
-                  <a:prstGeom prst="rect">
-                    <a:avLst/>
-                  </a:prstGeom>
-                  <a:solidFill>
-                    <a:srgbClr val="FFFFFF"/>
-                  </a:solidFill>
-                  <a:ln>
-                    <a:noFill/>
-                  </a:ln>
-                </pic:spPr>
-              </pic:pic>
-            </a:graphicData>
-          </a:graphic>
-          <wp14:sizeRelH relativeFrom="margin">
-            <wp14:pctWidth>0</wp14:pctWidth>
-          </wp14:sizeRelH>
-          <wp14:sizeRelV relativeFrom="margin">
-            <wp14:pctHeight>0</wp14:pctHeight>
-          </wp14:sizeRelV>
-        </wp:anchor>
-      </w:drawing>
-    </w:r>
+        <w:lang w:val="pt-PT"/>
+      </w:rPr>
+    </w:pPr>
     <w:r>
       <w:rPr>
         <w:i w:val="0"/>
         <w:color w:val="auto"/>
+        <w:lang w:val="pt-PT"/>
       </w:rPr>
       <w:br/>
     </w:r>
@@ -1224,6 +1188,7 @@
       <w:rPr>
         <w:i w:val="0"/>
         <w:color w:val="auto"/>
+        <w:lang w:val="pt-PT"/>
       </w:rPr>
       <w:tab/>
     </w:r>
@@ -1231,6 +1196,7 @@
       <w:rPr>
         <w:i w:val="0"/>
         <w:color w:val="auto"/>
+        <w:lang w:val="pt-PT"/>
       </w:rPr>
       <w:tab/>
     </w:r>
@@ -1238,6 +1204,7 @@
       <w:rPr>
         <w:i w:val="0"/>
         <w:color w:val="auto"/>
+        <w:lang w:val="pt-PT"/>
       </w:rPr>
       <w:tab/>
     </w:r>
@@ -1245,6 +1212,7 @@
       <w:rPr>
         <w:i w:val="0"/>
         <w:color w:val="auto"/>
+        <w:lang w:val="pt-PT"/>
       </w:rPr>
       <w:tab/>
     </w:r>
@@ -1252,6 +1220,7 @@
       <w:rPr>
         <w:i w:val="0"/>
         <w:color w:val="auto"/>
+        <w:lang w:val="pt-PT"/>
       </w:rPr>
       <w:tab/>
     </w:r>
@@ -1259,6 +1228,7 @@
       <w:rPr>
         <w:i w:val="0"/>
         <w:color w:val="auto"/>
+        <w:lang w:val="pt-PT"/>
       </w:rPr>
       <w:tab/>
     </w:r>
@@ -1266,6 +1236,7 @@
       <w:rPr>
         <w:i w:val="0"/>
         <w:color w:val="auto"/>
+        <w:lang w:val="pt-PT"/>
       </w:rPr>
       <w:tab/>
     </w:r>
@@ -1273,6 +1244,7 @@
       <w:rPr>
         <w:i w:val="0"/>
         <w:color w:val="auto"/>
+        <w:lang w:val="pt-PT"/>
       </w:rPr>
       <w:tab/>
     </w:r>
@@ -1280,6 +1252,7 @@
       <w:rPr>
         <w:i w:val="0"/>
         <w:color w:val="auto"/>
+        <w:lang w:val="pt-PT"/>
       </w:rPr>
       <w:tab/>
     </w:r>
@@ -1287,6 +1260,7 @@
       <w:rPr>
         <w:i w:val="0"/>
         <w:color w:val="auto"/>
+        <w:lang w:val="pt-PT"/>
       </w:rPr>
       <w:tab/>
     </w:r>
@@ -1294,6 +1268,7 @@
       <w:rPr>
         <w:i w:val="0"/>
         <w:color w:val="auto"/>
+        <w:lang w:val="pt-PT"/>
       </w:rPr>
       <w:tab/>
     </w:r>
@@ -1301,6 +1276,7 @@
       <w:rPr>
         <w:i w:val="0"/>
         <w:color w:val="auto"/>
+        <w:lang w:val="pt-PT"/>
       </w:rPr>
       <w:tab/>
     </w:r>
@@ -1309,6 +1285,7 @@
         <w:rFonts w:ascii="Century Schoolbook" w:hAnsi="Century Schoolbook"/>
         <w:i w:val="0"/>
         <w:color w:val="auto"/>
+        <w:lang w:val="pt-PT"/>
       </w:rPr>
       <w:fldChar w:fldCharType="begin"/>
     </w:r>
@@ -1317,6 +1294,7 @@
         <w:rFonts w:ascii="Century Schoolbook" w:hAnsi="Century Schoolbook"/>
         <w:i w:val="0"/>
         <w:color w:val="auto"/>
+        <w:lang w:val="pt-PT"/>
       </w:rPr>
       <w:instrText xml:space="preserve"> PAGE </w:instrText>
     </w:r>
@@ -1325,6 +1303,7 @@
         <w:rFonts w:ascii="Century Schoolbook" w:hAnsi="Century Schoolbook"/>
         <w:i w:val="0"/>
         <w:color w:val="auto"/>
+        <w:lang w:val="pt-PT"/>
       </w:rPr>
       <w:fldChar w:fldCharType="separate"/>
     </w:r>
@@ -1332,8 +1311,8 @@
       <w:rPr>
         <w:rFonts w:ascii="Century Schoolbook" w:hAnsi="Century Schoolbook"/>
         <w:i w:val="0"/>
-        <w:noProof/>
         <w:color w:val="auto"/>
+        <w:lang w:val="pt-PT"/>
       </w:rPr>
       <w:t>3</w:t>
     </w:r>
@@ -1342,6 +1321,7 @@
         <w:rFonts w:ascii="Century Schoolbook" w:hAnsi="Century Schoolbook"/>
         <w:i w:val="0"/>
         <w:color w:val="auto"/>
+        <w:lang w:val="pt-PT"/>
       </w:rPr>
       <w:fldChar w:fldCharType="end"/>
     </w:r>
@@ -1350,6 +1330,7 @@
         <w:rFonts w:ascii="Century Schoolbook" w:hAnsi="Century Schoolbook"/>
         <w:i w:val="0"/>
         <w:color w:val="auto"/>
+        <w:lang w:val="pt-PT"/>
       </w:rPr>
       <w:t>/</w:t>
     </w:r>
@@ -1358,6 +1339,7 @@
         <w:rFonts w:ascii="Century Schoolbook" w:hAnsi="Century Schoolbook"/>
         <w:i w:val="0"/>
         <w:color w:val="auto"/>
+        <w:lang w:val="pt-PT"/>
       </w:rPr>
       <w:fldChar w:fldCharType="begin"/>
     </w:r>
@@ -1366,6 +1348,7 @@
         <w:rFonts w:ascii="Century Schoolbook" w:hAnsi="Century Schoolbook"/>
         <w:i w:val="0"/>
         <w:color w:val="auto"/>
+        <w:lang w:val="pt-PT"/>
       </w:rPr>
       <w:instrText xml:space="preserve"> NUMPAGES \*Arabic </w:instrText>
     </w:r>
@@ -1374,6 +1357,7 @@
         <w:rFonts w:ascii="Century Schoolbook" w:hAnsi="Century Schoolbook"/>
         <w:i w:val="0"/>
         <w:color w:val="auto"/>
+        <w:lang w:val="pt-PT"/>
       </w:rPr>
       <w:fldChar w:fldCharType="separate"/>
     </w:r>
@@ -1381,8 +1365,8 @@
       <w:rPr>
         <w:rFonts w:ascii="Century Schoolbook" w:hAnsi="Century Schoolbook"/>
         <w:i w:val="0"/>
-        <w:noProof/>
         <w:color w:val="auto"/>
+        <w:lang w:val="pt-PT"/>
       </w:rPr>
       <w:t>4</w:t>
     </w:r>
@@ -1391,6 +1375,7 @@
         <w:rFonts w:ascii="Century Schoolbook" w:hAnsi="Century Schoolbook"/>
         <w:i w:val="0"/>
         <w:color w:val="auto"/>
+        <w:lang w:val="pt-PT"/>
       </w:rPr>
       <w:fldChar w:fldCharType="end"/>
     </w:r>
@@ -1399,7 +1384,69 @@
 </file>
 
 <file path=word/footer2.xml><?xml version="1.0" encoding="utf-8"?>
-<w:ftr xmlns:wpc="http://schemas.microsoft.com/office/word/2010/wordprocessingCanvas" xmlns:cx="http://schemas.microsoft.com/office/drawing/2014/chartex" xmlns:mc="http://schemas.openxmlformats.org/markup-compatibility/2006" xmlns:o="urn:schemas-microsoft-com:office:office" xmlns:r="http://schemas.openxmlformats.org/officeDocument/2006/relationships" xmlns:m="http://schemas.openxmlformats.org/officeDocument/2006/math" xmlns:v="urn:schemas-microsoft-com:vml" xmlns:wp14="http://schemas.microsoft.com/office/word/2010/wordprocessingDrawing" xmlns:wp="http://schemas.openxmlformats.org/drawingml/2006/wordprocessingDrawing" xmlns:w10="urn:schemas-microsoft-com:office:word" xmlns:w="http://schemas.openxmlformats.org/wordprocessingml/2006/main" xmlns:w14="http://schemas.microsoft.com/office/word/2010/wordml" xmlns:w15="http://schemas.microsoft.com/office/word/2012/wordml" xmlns:w16se="http://schemas.microsoft.com/office/word/2015/wordml/symex" xmlns:wpg="http://schemas.microsoft.com/office/word/2010/wordprocessingGroup" xmlns:wpi="http://schemas.microsoft.com/office/word/2010/wordprocessingInk" xmlns:wne="http://schemas.microsoft.com/office/word/2006/wordml" xmlns:wps="http://schemas.microsoft.com/office/word/2010/wordprocessingShape" mc:Ignorable="w14 w15 w16se wp14">
+<w:ftr xmlns:wpc="http://schemas.microsoft.com/office/word/2010/wordprocessingCanvas" xmlns:cx="http://schemas.microsoft.com/office/drawing/2014/chartex" xmlns:cx1="http://schemas.microsoft.com/office/drawing/2015/9/8/chartex" xmlns:cx2="http://schemas.microsoft.com/office/drawing/2015/10/21/chartex" xmlns:cx3="http://schemas.microsoft.com/office/drawing/2016/5/9/chartex" xmlns:cx4="http://schemas.microsoft.com/office/drawing/2016/5/10/chartex" xmlns:cx5="http://schemas.microsoft.com/office/drawing/2016/5/11/chartex" xmlns:cx6="http://schemas.microsoft.com/office/drawing/2016/5/12/chartex" xmlns:cx7="http://schemas.microsoft.com/office/drawing/2016/5/13/chartex" xmlns:cx8="http://schemas.microsoft.com/office/drawing/2016/5/14/chartex" xmlns:mc="http://schemas.openxmlformats.org/markup-compatibility/2006" xmlns:aink="http://schemas.microsoft.com/office/drawing/2016/ink" xmlns:am3d="http://schemas.microsoft.com/office/drawing/2017/model3d" xmlns:o="urn:schemas-microsoft-com:office:office" xmlns:oel="http://schemas.microsoft.com/office/2019/extlst" xmlns:r="http://schemas.openxmlformats.org/officeDocument/2006/relationships" xmlns:m="http://schemas.openxmlformats.org/officeDocument/2006/math" xmlns:v="urn:schemas-microsoft-com:vml" xmlns:wp14="http://schemas.microsoft.com/office/word/2010/wordprocessingDrawing" xmlns:wp="http://schemas.openxmlformats.org/drawingml/2006/wordprocessingDrawing" xmlns:w10="urn:schemas-microsoft-com:office:word" xmlns:w="http://schemas.openxmlformats.org/wordprocessingml/2006/main" xmlns:w14="http://schemas.microsoft.com/office/word/2010/wordml" xmlns:w15="http://schemas.microsoft.com/office/word/2012/wordml" xmlns:w16cex="http://schemas.microsoft.com/office/word/2018/wordml/cex" xmlns:w16cid="http://schemas.microsoft.com/office/word/2016/wordml/cid" xmlns:w16="http://schemas.microsoft.com/office/word/2018/wordml" xmlns:w16du="http://schemas.microsoft.com/office/word/2023/wordml/word16du" xmlns:w16sdtdh="http://schemas.microsoft.com/office/word/2020/wordml/sdtdatahash" xmlns:w16sdtfl="http://schemas.microsoft.com/office/word/2024/wordml/sdtformatlock" xmlns:w16se="http://schemas.microsoft.com/office/word/2015/wordml/symex" xmlns:wpg="http://schemas.microsoft.com/office/word/2010/wordprocessingGroup" xmlns:wpi="http://schemas.microsoft.com/office/word/2010/wordprocessingInk" xmlns:wne="http://schemas.microsoft.com/office/word/2006/wordml" xmlns:wps="http://schemas.microsoft.com/office/word/2010/wordprocessingShape" mc:Ignorable="w14 w15 w16se w16cid w16 w16cex w16sdtdh w16sdtfl w16du wp14">
+  <w:tbl>
+    <w:tblPr>
+      <w:tblW w:w="0" w:type="auto"/>
+      <w:tblLayout w:type="fixed"/>
+      <w:tblLook w:val="06A0" w:firstRow="1" w:lastRow="0" w:firstColumn="1" w:lastColumn="0" w:noHBand="1" w:noVBand="1"/>
+    </w:tblPr>
+    <w:tblGrid>
+      <w:gridCol w:w="3445"/>
+      <w:gridCol w:w="3445"/>
+      <w:gridCol w:w="3445"/>
+    </w:tblGrid>
+    <w:tr>
+      <w:trPr>
+        <w:trHeight w:val="300"/>
+      </w:trPr>
+      <w:tc>
+        <w:tcPr>
+          <w:tcW w:w="3445" w:type="dxa"/>
+        </w:tcPr>
+        <w:p>
+          <w:pPr>
+            <w:pStyle w:val="Cabealho"/>
+            <w:ind w:left="-115"/>
+            <w:jc w:val="left"/>
+          </w:pPr>
+        </w:p>
+      </w:tc>
+      <w:tc>
+        <w:tcPr>
+          <w:tcW w:w="3445" w:type="dxa"/>
+        </w:tcPr>
+        <w:p>
+          <w:pPr>
+            <w:pStyle w:val="Cabealho"/>
+            <w:jc w:val="center"/>
+          </w:pPr>
+        </w:p>
+      </w:tc>
+      <w:tc>
+        <w:tcPr>
+          <w:tcW w:w="3445" w:type="dxa"/>
+        </w:tcPr>
+        <w:p>
+          <w:pPr>
+            <w:pStyle w:val="Cabealho"/>
+            <w:ind w:right="-115"/>
+            <w:jc w:val="right"/>
+          </w:pPr>
+        </w:p>
+      </w:tc>
+    </w:tr>
+  </w:tbl>
+  <w:p>
+    <w:pPr>
+      <w:pStyle w:val="Rodap"/>
+    </w:pPr>
+  </w:p>
+</w:ftr>
+</file>
+
+<file path=word/footer3.xml><?xml version="1.0" encoding="utf-8"?>
+<w:ftr xmlns:wpc="http://schemas.microsoft.com/office/word/2010/wordprocessingCanvas" xmlns:cx="http://schemas.microsoft.com/office/drawing/2014/chartex" xmlns:cx1="http://schemas.microsoft.com/office/drawing/2015/9/8/chartex" xmlns:cx2="http://schemas.microsoft.com/office/drawing/2015/10/21/chartex" xmlns:cx3="http://schemas.microsoft.com/office/drawing/2016/5/9/chartex" xmlns:cx4="http://schemas.microsoft.com/office/drawing/2016/5/10/chartex" xmlns:cx5="http://schemas.microsoft.com/office/drawing/2016/5/11/chartex" xmlns:cx6="http://schemas.microsoft.com/office/drawing/2016/5/12/chartex" xmlns:cx7="http://schemas.microsoft.com/office/drawing/2016/5/13/chartex" xmlns:cx8="http://schemas.microsoft.com/office/drawing/2016/5/14/chartex" xmlns:mc="http://schemas.openxmlformats.org/markup-compatibility/2006" xmlns:aink="http://schemas.microsoft.com/office/drawing/2016/ink" xmlns:am3d="http://schemas.microsoft.com/office/drawing/2017/model3d" xmlns:o="urn:schemas-microsoft-com:office:office" xmlns:oel="http://schemas.microsoft.com/office/2019/extlst" xmlns:r="http://schemas.openxmlformats.org/officeDocument/2006/relationships" xmlns:m="http://schemas.openxmlformats.org/officeDocument/2006/math" xmlns:v="urn:schemas-microsoft-com:vml" xmlns:wp14="http://schemas.microsoft.com/office/word/2010/wordprocessingDrawing" xmlns:wp="http://schemas.openxmlformats.org/drawingml/2006/wordprocessingDrawing" xmlns:w10="urn:schemas-microsoft-com:office:word" xmlns:w="http://schemas.openxmlformats.org/wordprocessingml/2006/main" xmlns:w14="http://schemas.microsoft.com/office/word/2010/wordml" xmlns:w15="http://schemas.microsoft.com/office/word/2012/wordml" xmlns:w16cex="http://schemas.microsoft.com/office/word/2018/wordml/cex" xmlns:w16cid="http://schemas.microsoft.com/office/word/2016/wordml/cid" xmlns:w16="http://schemas.microsoft.com/office/word/2018/wordml" xmlns:w16du="http://schemas.microsoft.com/office/word/2023/wordml/word16du" xmlns:w16sdtdh="http://schemas.microsoft.com/office/word/2020/wordml/sdtdatahash" xmlns:w16sdtfl="http://schemas.microsoft.com/office/word/2024/wordml/sdtformatlock" xmlns:w16se="http://schemas.microsoft.com/office/word/2015/wordml/symex" xmlns:wpg="http://schemas.microsoft.com/office/word/2010/wordprocessingGroup" xmlns:wpi="http://schemas.microsoft.com/office/word/2010/wordprocessingInk" xmlns:wne="http://schemas.microsoft.com/office/word/2006/wordml" xmlns:wps="http://schemas.microsoft.com/office/word/2010/wordprocessingShape" mc:Ignorable="w14 w15 w16se w16cid w16 w16cex w16sdtdh w16sdtfl w16du wp14">
   <w:p>
     <w:pPr>
       <w:pStyle w:val="smile-footer"/>
@@ -1409,6 +1456,7 @@
         <w:i w:val="0"/>
         <w:color w:val="auto"/>
         <w:sz w:val="12"/>
+        <w:lang w:val="pt-PT"/>
       </w:rPr>
     </w:pPr>
   </w:p>
@@ -1419,83 +1467,14 @@
       <w:rPr>
         <w:i w:val="0"/>
         <w:color w:val="auto"/>
-      </w:rPr>
-    </w:pPr>
-    <w:r>
-      <w:rPr>
-        <w:i w:val="0"/>
-        <w:noProof/>
-        <w:color w:val="auto"/>
-        <w:lang w:val="en-US" w:eastAsia="en-US" w:bidi="ar-SA"/>
-      </w:rPr>
-      <w:drawing>
-        <wp:anchor distT="0" distB="0" distL="0" distR="0" simplePos="0" relativeHeight="251685888" behindDoc="0" locked="0" layoutInCell="1" allowOverlap="1" wp14:anchorId="6E1AA170" wp14:editId="0EB02DFE">
-          <wp:simplePos x="0" y="0"/>
-          <wp:positionH relativeFrom="column">
-            <wp:posOffset>-71120</wp:posOffset>
-          </wp:positionH>
-          <wp:positionV relativeFrom="paragraph">
-            <wp:posOffset>107950</wp:posOffset>
-          </wp:positionV>
-          <wp:extent cx="878400" cy="360000"/>
-          <wp:effectExtent l="0" t="0" r="0" b="2540"/>
-          <wp:wrapNone/>
-          <wp:docPr id="38" name="Picture 38"/>
-          <wp:cNvGraphicFramePr>
-            <a:graphicFrameLocks xmlns:a="http://schemas.openxmlformats.org/drawingml/2006/main" noChangeAspect="1"/>
-          </wp:cNvGraphicFramePr>
-          <a:graphic xmlns:a="http://schemas.openxmlformats.org/drawingml/2006/main">
-            <a:graphicData uri="http://schemas.openxmlformats.org/drawingml/2006/picture">
-              <pic:pic xmlns:pic="http://schemas.openxmlformats.org/drawingml/2006/picture">
-                <pic:nvPicPr>
-                  <pic:cNvPr id="0" name="Picture 19"/>
-                  <pic:cNvPicPr>
-                    <a:picLocks noChangeAspect="1" noChangeArrowheads="1"/>
-                  </pic:cNvPicPr>
-                </pic:nvPicPr>
-                <pic:blipFill>
-                  <a:blip r:embed="rId1" cstate="print">
-                    <a:extLst>
-                      <a:ext uri="{28A0092B-C50C-407E-A947-70E740481C1C}">
-                        <a14:useLocalDpi xmlns:a14="http://schemas.microsoft.com/office/drawing/2010/main" val="0"/>
-                      </a:ext>
-                    </a:extLst>
-                  </a:blip>
-                  <a:stretch>
-                    <a:fillRect/>
-                  </a:stretch>
-                </pic:blipFill>
-                <pic:spPr bwMode="auto">
-                  <a:xfrm>
-                    <a:off x="0" y="0"/>
-                    <a:ext cx="878400" cy="360000"/>
-                  </a:xfrm>
-                  <a:prstGeom prst="rect">
-                    <a:avLst/>
-                  </a:prstGeom>
-                  <a:solidFill>
-                    <a:srgbClr val="FFFFFF"/>
-                  </a:solidFill>
-                  <a:ln>
-                    <a:noFill/>
-                  </a:ln>
-                </pic:spPr>
-              </pic:pic>
-            </a:graphicData>
-          </a:graphic>
-          <wp14:sizeRelH relativeFrom="margin">
-            <wp14:pctWidth>0</wp14:pctWidth>
-          </wp14:sizeRelH>
-          <wp14:sizeRelV relativeFrom="margin">
-            <wp14:pctHeight>0</wp14:pctHeight>
-          </wp14:sizeRelV>
-        </wp:anchor>
-      </w:drawing>
-    </w:r>
+        <w:lang w:val="pt-PT"/>
+      </w:rPr>
+    </w:pPr>
     <w:r>
       <w:rPr>
         <w:i w:val="0"/>
         <w:color w:val="auto"/>
+        <w:lang w:val="pt-PT"/>
       </w:rPr>
       <w:br/>
     </w:r>
@@ -1503,6 +1482,7 @@
       <w:rPr>
         <w:i w:val="0"/>
         <w:color w:val="auto"/>
+        <w:lang w:val="pt-PT"/>
       </w:rPr>
       <w:tab/>
     </w:r>
@@ -1510,6 +1490,7 @@
       <w:rPr>
         <w:i w:val="0"/>
         <w:color w:val="auto"/>
+        <w:lang w:val="pt-PT"/>
       </w:rPr>
       <w:tab/>
     </w:r>
@@ -1517,6 +1498,7 @@
       <w:rPr>
         <w:i w:val="0"/>
         <w:color w:val="auto"/>
+        <w:lang w:val="pt-PT"/>
       </w:rPr>
       <w:tab/>
     </w:r>
@@ -1524,6 +1506,7 @@
       <w:rPr>
         <w:i w:val="0"/>
         <w:color w:val="auto"/>
+        <w:lang w:val="pt-PT"/>
       </w:rPr>
       <w:tab/>
     </w:r>
@@ -1531,6 +1514,7 @@
       <w:rPr>
         <w:i w:val="0"/>
         <w:color w:val="auto"/>
+        <w:lang w:val="pt-PT"/>
       </w:rPr>
       <w:tab/>
     </w:r>
@@ -1538,6 +1522,7 @@
       <w:rPr>
         <w:i w:val="0"/>
         <w:color w:val="auto"/>
+        <w:lang w:val="pt-PT"/>
       </w:rPr>
       <w:tab/>
     </w:r>
@@ -1545,6 +1530,7 @@
       <w:rPr>
         <w:i w:val="0"/>
         <w:color w:val="auto"/>
+        <w:lang w:val="pt-PT"/>
       </w:rPr>
       <w:tab/>
     </w:r>
@@ -1552,6 +1538,7 @@
       <w:rPr>
         <w:i w:val="0"/>
         <w:color w:val="auto"/>
+        <w:lang w:val="pt-PT"/>
       </w:rPr>
       <w:tab/>
     </w:r>
@@ -1559,6 +1546,7 @@
       <w:rPr>
         <w:i w:val="0"/>
         <w:color w:val="auto"/>
+        <w:lang w:val="pt-PT"/>
       </w:rPr>
       <w:tab/>
     </w:r>
@@ -1566,6 +1554,7 @@
       <w:rPr>
         <w:i w:val="0"/>
         <w:color w:val="auto"/>
+        <w:lang w:val="pt-PT"/>
       </w:rPr>
       <w:tab/>
     </w:r>
@@ -1573,6 +1562,7 @@
       <w:rPr>
         <w:i w:val="0"/>
         <w:color w:val="auto"/>
+        <w:lang w:val="pt-PT"/>
       </w:rPr>
       <w:tab/>
     </w:r>
@@ -1580,6 +1570,7 @@
       <w:rPr>
         <w:i w:val="0"/>
         <w:color w:val="auto"/>
+        <w:lang w:val="pt-PT"/>
       </w:rPr>
       <w:tab/>
     </w:r>
@@ -1587,6 +1578,7 @@
       <w:rPr>
         <w:i w:val="0"/>
         <w:color w:val="auto"/>
+        <w:lang w:val="pt-PT"/>
       </w:rPr>
       <w:tab/>
     </w:r>
@@ -1594,6 +1586,7 @@
       <w:rPr>
         <w:i w:val="0"/>
         <w:color w:val="auto"/>
+        <w:lang w:val="pt-PT"/>
       </w:rPr>
       <w:tab/>
     </w:r>
@@ -1601,6 +1594,7 @@
       <w:rPr>
         <w:i w:val="0"/>
         <w:color w:val="auto"/>
+        <w:lang w:val="pt-PT"/>
       </w:rPr>
       <w:tab/>
     </w:r>
@@ -1608,6 +1602,7 @@
       <w:rPr>
         <w:i w:val="0"/>
         <w:color w:val="auto"/>
+        <w:lang w:val="pt-PT"/>
       </w:rPr>
       <w:tab/>
     </w:r>
@@ -1615,6 +1610,7 @@
       <w:rPr>
         <w:i w:val="0"/>
         <w:color w:val="auto"/>
+        <w:lang w:val="pt-PT"/>
       </w:rPr>
       <w:tab/>
     </w:r>
@@ -1622,6 +1618,7 @@
       <w:rPr>
         <w:i w:val="0"/>
         <w:color w:val="auto"/>
+        <w:lang w:val="pt-PT"/>
       </w:rPr>
       <w:tab/>
     </w:r>
@@ -1630,6 +1627,7 @@
         <w:rFonts w:ascii="Century Schoolbook" w:hAnsi="Century Schoolbook"/>
         <w:i w:val="0"/>
         <w:color w:val="auto"/>
+        <w:lang w:val="pt-PT"/>
       </w:rPr>
       <w:fldChar w:fldCharType="begin"/>
     </w:r>
@@ -1638,6 +1636,7 @@
         <w:rFonts w:ascii="Century Schoolbook" w:hAnsi="Century Schoolbook"/>
         <w:i w:val="0"/>
         <w:color w:val="auto"/>
+        <w:lang w:val="pt-PT"/>
       </w:rPr>
       <w:instrText xml:space="preserve"> PAGE </w:instrText>
     </w:r>
@@ -1646,6 +1645,7 @@
         <w:rFonts w:ascii="Century Schoolbook" w:hAnsi="Century Schoolbook"/>
         <w:i w:val="0"/>
         <w:color w:val="auto"/>
+        <w:lang w:val="pt-PT"/>
       </w:rPr>
       <w:fldChar w:fldCharType="separate"/>
     </w:r>
@@ -1653,8 +1653,8 @@
       <w:rPr>
         <w:rFonts w:ascii="Century Schoolbook" w:hAnsi="Century Schoolbook"/>
         <w:i w:val="0"/>
-        <w:noProof/>
         <w:color w:val="auto"/>
+        <w:lang w:val="pt-PT"/>
       </w:rPr>
       <w:t>4</w:t>
     </w:r>
@@ -1663,6 +1663,7 @@
         <w:rFonts w:ascii="Century Schoolbook" w:hAnsi="Century Schoolbook"/>
         <w:i w:val="0"/>
         <w:color w:val="auto"/>
+        <w:lang w:val="pt-PT"/>
       </w:rPr>
       <w:fldChar w:fldCharType="end"/>
     </w:r>
@@ -1671,6 +1672,7 @@
         <w:rFonts w:ascii="Century Schoolbook" w:hAnsi="Century Schoolbook"/>
         <w:i w:val="0"/>
         <w:color w:val="auto"/>
+        <w:lang w:val="pt-PT"/>
       </w:rPr>
       <w:t>/</w:t>
     </w:r>
@@ -1679,6 +1681,7 @@
         <w:rFonts w:ascii="Century Schoolbook" w:hAnsi="Century Schoolbook"/>
         <w:i w:val="0"/>
         <w:color w:val="auto"/>
+        <w:lang w:val="pt-PT"/>
       </w:rPr>
       <w:fldChar w:fldCharType="begin"/>
     </w:r>
@@ -1687,6 +1690,7 @@
         <w:rFonts w:ascii="Century Schoolbook" w:hAnsi="Century Schoolbook"/>
         <w:i w:val="0"/>
         <w:color w:val="auto"/>
+        <w:lang w:val="pt-PT"/>
       </w:rPr>
       <w:instrText xml:space="preserve"> NUMPAGES \*Arabic </w:instrText>
     </w:r>
@@ -1695,6 +1699,7 @@
         <w:rFonts w:ascii="Century Schoolbook" w:hAnsi="Century Schoolbook"/>
         <w:i w:val="0"/>
         <w:color w:val="auto"/>
+        <w:lang w:val="pt-PT"/>
       </w:rPr>
       <w:fldChar w:fldCharType="separate"/>
     </w:r>
@@ -1702,8 +1707,8 @@
       <w:rPr>
         <w:rFonts w:ascii="Century Schoolbook" w:hAnsi="Century Schoolbook"/>
         <w:i w:val="0"/>
-        <w:noProof/>
         <w:color w:val="auto"/>
+        <w:lang w:val="pt-PT"/>
       </w:rPr>
       <w:t>4</w:t>
     </w:r>
@@ -1712,6 +1717,7 @@
         <w:rFonts w:ascii="Century Schoolbook" w:hAnsi="Century Schoolbook"/>
         <w:i w:val="0"/>
         <w:color w:val="auto"/>
+        <w:lang w:val="pt-PT"/>
       </w:rPr>
       <w:fldChar w:fldCharType="end"/>
     </w:r>
@@ -1719,8 +1725,70 @@
 </w:ftr>
 </file>
 
+<file path=word/footer4.xml><?xml version="1.0" encoding="utf-8"?>
+<w:ftr xmlns:wpc="http://schemas.microsoft.com/office/word/2010/wordprocessingCanvas" xmlns:cx="http://schemas.microsoft.com/office/drawing/2014/chartex" xmlns:cx1="http://schemas.microsoft.com/office/drawing/2015/9/8/chartex" xmlns:cx2="http://schemas.microsoft.com/office/drawing/2015/10/21/chartex" xmlns:cx3="http://schemas.microsoft.com/office/drawing/2016/5/9/chartex" xmlns:cx4="http://schemas.microsoft.com/office/drawing/2016/5/10/chartex" xmlns:cx5="http://schemas.microsoft.com/office/drawing/2016/5/11/chartex" xmlns:cx6="http://schemas.microsoft.com/office/drawing/2016/5/12/chartex" xmlns:cx7="http://schemas.microsoft.com/office/drawing/2016/5/13/chartex" xmlns:cx8="http://schemas.microsoft.com/office/drawing/2016/5/14/chartex" xmlns:mc="http://schemas.openxmlformats.org/markup-compatibility/2006" xmlns:aink="http://schemas.microsoft.com/office/drawing/2016/ink" xmlns:am3d="http://schemas.microsoft.com/office/drawing/2017/model3d" xmlns:o="urn:schemas-microsoft-com:office:office" xmlns:oel="http://schemas.microsoft.com/office/2019/extlst" xmlns:r="http://schemas.openxmlformats.org/officeDocument/2006/relationships" xmlns:m="http://schemas.openxmlformats.org/officeDocument/2006/math" xmlns:v="urn:schemas-microsoft-com:vml" xmlns:wp14="http://schemas.microsoft.com/office/word/2010/wordprocessingDrawing" xmlns:wp="http://schemas.openxmlformats.org/drawingml/2006/wordprocessingDrawing" xmlns:w10="urn:schemas-microsoft-com:office:word" xmlns:w="http://schemas.openxmlformats.org/wordprocessingml/2006/main" xmlns:w14="http://schemas.microsoft.com/office/word/2010/wordml" xmlns:w15="http://schemas.microsoft.com/office/word/2012/wordml" xmlns:w16cex="http://schemas.microsoft.com/office/word/2018/wordml/cex" xmlns:w16cid="http://schemas.microsoft.com/office/word/2016/wordml/cid" xmlns:w16="http://schemas.microsoft.com/office/word/2018/wordml" xmlns:w16du="http://schemas.microsoft.com/office/word/2023/wordml/word16du" xmlns:w16sdtdh="http://schemas.microsoft.com/office/word/2020/wordml/sdtdatahash" xmlns:w16sdtfl="http://schemas.microsoft.com/office/word/2024/wordml/sdtformatlock" xmlns:w16se="http://schemas.microsoft.com/office/word/2015/wordml/symex" xmlns:wpg="http://schemas.microsoft.com/office/word/2010/wordprocessingGroup" xmlns:wpi="http://schemas.microsoft.com/office/word/2010/wordprocessingInk" xmlns:wne="http://schemas.microsoft.com/office/word/2006/wordml" xmlns:wps="http://schemas.microsoft.com/office/word/2010/wordprocessingShape" mc:Ignorable="w14 w15 w16se w16cid w16 w16cex w16sdtdh w16sdtfl w16du wp14">
+  <w:tbl>
+    <w:tblPr>
+      <w:tblW w:w="0" w:type="auto"/>
+      <w:tblLayout w:type="fixed"/>
+      <w:tblLook w:val="06A0" w:firstRow="1" w:lastRow="0" w:firstColumn="1" w:lastColumn="0" w:noHBand="1" w:noVBand="1"/>
+    </w:tblPr>
+    <w:tblGrid>
+      <w:gridCol w:w="4750"/>
+      <w:gridCol w:w="4750"/>
+      <w:gridCol w:w="4750"/>
+    </w:tblGrid>
+    <w:tr>
+      <w:trPr>
+        <w:trHeight w:val="300"/>
+      </w:trPr>
+      <w:tc>
+        <w:tcPr>
+          <w:tcW w:w="4750" w:type="dxa"/>
+        </w:tcPr>
+        <w:p>
+          <w:pPr>
+            <w:pStyle w:val="Cabealho"/>
+            <w:ind w:left="-115"/>
+            <w:jc w:val="left"/>
+          </w:pPr>
+        </w:p>
+      </w:tc>
+      <w:tc>
+        <w:tcPr>
+          <w:tcW w:w="4750" w:type="dxa"/>
+        </w:tcPr>
+        <w:p>
+          <w:pPr>
+            <w:pStyle w:val="Cabealho"/>
+            <w:jc w:val="center"/>
+          </w:pPr>
+        </w:p>
+      </w:tc>
+      <w:tc>
+        <w:tcPr>
+          <w:tcW w:w="4750" w:type="dxa"/>
+        </w:tcPr>
+        <w:p>
+          <w:pPr>
+            <w:pStyle w:val="Cabealho"/>
+            <w:ind w:right="-115"/>
+            <w:jc w:val="right"/>
+          </w:pPr>
+        </w:p>
+      </w:tc>
+    </w:tr>
+  </w:tbl>
+  <w:p>
+    <w:pPr>
+      <w:pStyle w:val="Rodap"/>
+    </w:pPr>
+  </w:p>
+</w:ftr>
+</file>
+
 <file path=word/footnotes.xml><?xml version="1.0" encoding="utf-8"?>
-<w:footnotes xmlns:wpc="http://schemas.microsoft.com/office/word/2010/wordprocessingCanvas" xmlns:cx="http://schemas.microsoft.com/office/drawing/2014/chartex" xmlns:mc="http://schemas.openxmlformats.org/markup-compatibility/2006" xmlns:o="urn:schemas-microsoft-com:office:office" xmlns:r="http://schemas.openxmlformats.org/officeDocument/2006/relationships" xmlns:m="http://schemas.openxmlformats.org/officeDocument/2006/math" xmlns:v="urn:schemas-microsoft-com:vml" xmlns:wp14="http://schemas.microsoft.com/office/word/2010/wordprocessingDrawing" xmlns:wp="http://schemas.openxmlformats.org/drawingml/2006/wordprocessingDrawing" xmlns:w10="urn:schemas-microsoft-com:office:word" xmlns:w="http://schemas.openxmlformats.org/wordprocessingml/2006/main" xmlns:w14="http://schemas.microsoft.com/office/word/2010/wordml" xmlns:w15="http://schemas.microsoft.com/office/word/2012/wordml" xmlns:w16se="http://schemas.microsoft.com/office/word/2015/wordml/symex" xmlns:wpg="http://schemas.microsoft.com/office/word/2010/wordprocessingGroup" xmlns:wpi="http://schemas.microsoft.com/office/word/2010/wordprocessingInk" xmlns:wne="http://schemas.microsoft.com/office/word/2006/wordml" xmlns:wps="http://schemas.microsoft.com/office/word/2010/wordprocessingShape" mc:Ignorable="w14 w15 w16se wp14">
+<w:footnotes xmlns:wpc="http://schemas.microsoft.com/office/word/2010/wordprocessingCanvas" xmlns:cx="http://schemas.microsoft.com/office/drawing/2014/chartex" xmlns:cx1="http://schemas.microsoft.com/office/drawing/2015/9/8/chartex" xmlns:cx2="http://schemas.microsoft.com/office/drawing/2015/10/21/chartex" xmlns:cx3="http://schemas.microsoft.com/office/drawing/2016/5/9/chartex" xmlns:cx4="http://schemas.microsoft.com/office/drawing/2016/5/10/chartex" xmlns:cx5="http://schemas.microsoft.com/office/drawing/2016/5/11/chartex" xmlns:cx6="http://schemas.microsoft.com/office/drawing/2016/5/12/chartex" xmlns:cx7="http://schemas.microsoft.com/office/drawing/2016/5/13/chartex" xmlns:cx8="http://schemas.microsoft.com/office/drawing/2016/5/14/chartex" xmlns:mc="http://schemas.openxmlformats.org/markup-compatibility/2006" xmlns:aink="http://schemas.microsoft.com/office/drawing/2016/ink" xmlns:am3d="http://schemas.microsoft.com/office/drawing/2017/model3d" xmlns:o="urn:schemas-microsoft-com:office:office" xmlns:oel="http://schemas.microsoft.com/office/2019/extlst" xmlns:r="http://schemas.openxmlformats.org/officeDocument/2006/relationships" xmlns:m="http://schemas.openxmlformats.org/officeDocument/2006/math" xmlns:v="urn:schemas-microsoft-com:vml" xmlns:wp14="http://schemas.microsoft.com/office/word/2010/wordprocessingDrawing" xmlns:wp="http://schemas.openxmlformats.org/drawingml/2006/wordprocessingDrawing" xmlns:w10="urn:schemas-microsoft-com:office:word" xmlns:w="http://schemas.openxmlformats.org/wordprocessingml/2006/main" xmlns:w14="http://schemas.microsoft.com/office/word/2010/wordml" xmlns:w15="http://schemas.microsoft.com/office/word/2012/wordml" xmlns:w16cex="http://schemas.microsoft.com/office/word/2018/wordml/cex" xmlns:w16cid="http://schemas.microsoft.com/office/word/2016/wordml/cid" xmlns:w16="http://schemas.microsoft.com/office/word/2018/wordml" xmlns:w16du="http://schemas.microsoft.com/office/word/2023/wordml/word16du" xmlns:w16sdtdh="http://schemas.microsoft.com/office/word/2020/wordml/sdtdatahash" xmlns:w16sdtfl="http://schemas.microsoft.com/office/word/2024/wordml/sdtformatlock" xmlns:w16se="http://schemas.microsoft.com/office/word/2015/wordml/symex" xmlns:wpg="http://schemas.microsoft.com/office/word/2010/wordprocessingGroup" xmlns:wpi="http://schemas.microsoft.com/office/word/2010/wordprocessingInk" xmlns:wne="http://schemas.microsoft.com/office/word/2006/wordml" xmlns:wps="http://schemas.microsoft.com/office/word/2010/wordprocessingShape" mc:Ignorable="w14 w15 w16se w16cid w16 w16cex w16sdtdh w16sdtfl w16du wp14">
   <w:footnote w:type="separator" w:id="-1">
     <w:p>
       <w:r>
@@ -1739,7 +1807,7 @@
 </file>
 
 <file path=word/header1.xml><?xml version="1.0" encoding="utf-8"?>
-<w:hdr xmlns:wpc="http://schemas.microsoft.com/office/word/2010/wordprocessingCanvas" xmlns:cx="http://schemas.microsoft.com/office/drawing/2014/chartex" xmlns:mc="http://schemas.openxmlformats.org/markup-compatibility/2006" xmlns:o="urn:schemas-microsoft-com:office:office" xmlns:r="http://schemas.openxmlformats.org/officeDocument/2006/relationships" xmlns:m="http://schemas.openxmlformats.org/officeDocument/2006/math" xmlns:v="urn:schemas-microsoft-com:vml" xmlns:wp14="http://schemas.microsoft.com/office/word/2010/wordprocessingDrawing" xmlns:wp="http://schemas.openxmlformats.org/drawingml/2006/wordprocessingDrawing" xmlns:w10="urn:schemas-microsoft-com:office:word" xmlns:w="http://schemas.openxmlformats.org/wordprocessingml/2006/main" xmlns:w14="http://schemas.microsoft.com/office/word/2010/wordml" xmlns:w15="http://schemas.microsoft.com/office/word/2012/wordml" xmlns:w16se="http://schemas.microsoft.com/office/word/2015/wordml/symex" xmlns:wpg="http://schemas.microsoft.com/office/word/2010/wordprocessingGroup" xmlns:wpi="http://schemas.microsoft.com/office/word/2010/wordprocessingInk" xmlns:wne="http://schemas.microsoft.com/office/word/2006/wordml" xmlns:wps="http://schemas.microsoft.com/office/word/2010/wordprocessingShape" mc:Ignorable="w14 w15 w16se wp14">
+<w:hdr xmlns:wpc="http://schemas.microsoft.com/office/word/2010/wordprocessingCanvas" xmlns:cx="http://schemas.microsoft.com/office/drawing/2014/chartex" xmlns:cx1="http://schemas.microsoft.com/office/drawing/2015/9/8/chartex" xmlns:cx2="http://schemas.microsoft.com/office/drawing/2015/10/21/chartex" xmlns:cx3="http://schemas.microsoft.com/office/drawing/2016/5/9/chartex" xmlns:cx4="http://schemas.microsoft.com/office/drawing/2016/5/10/chartex" xmlns:cx5="http://schemas.microsoft.com/office/drawing/2016/5/11/chartex" xmlns:cx6="http://schemas.microsoft.com/office/drawing/2016/5/12/chartex" xmlns:cx7="http://schemas.microsoft.com/office/drawing/2016/5/13/chartex" xmlns:cx8="http://schemas.microsoft.com/office/drawing/2016/5/14/chartex" xmlns:mc="http://schemas.openxmlformats.org/markup-compatibility/2006" xmlns:aink="http://schemas.microsoft.com/office/drawing/2016/ink" xmlns:am3d="http://schemas.microsoft.com/office/drawing/2017/model3d" xmlns:o="urn:schemas-microsoft-com:office:office" xmlns:oel="http://schemas.microsoft.com/office/2019/extlst" xmlns:r="http://schemas.openxmlformats.org/officeDocument/2006/relationships" xmlns:m="http://schemas.openxmlformats.org/officeDocument/2006/math" xmlns:v="urn:schemas-microsoft-com:vml" xmlns:wp14="http://schemas.microsoft.com/office/word/2010/wordprocessingDrawing" xmlns:wp="http://schemas.openxmlformats.org/drawingml/2006/wordprocessingDrawing" xmlns:w10="urn:schemas-microsoft-com:office:word" xmlns:w="http://schemas.openxmlformats.org/wordprocessingml/2006/main" xmlns:w14="http://schemas.microsoft.com/office/word/2010/wordml" xmlns:w15="http://schemas.microsoft.com/office/word/2012/wordml" xmlns:w16cex="http://schemas.microsoft.com/office/word/2018/wordml/cex" xmlns:w16cid="http://schemas.microsoft.com/office/word/2016/wordml/cid" xmlns:w16="http://schemas.microsoft.com/office/word/2018/wordml" xmlns:w16du="http://schemas.microsoft.com/office/word/2023/wordml/word16du" xmlns:w16sdtdh="http://schemas.microsoft.com/office/word/2020/wordml/sdtdatahash" xmlns:w16sdtfl="http://schemas.microsoft.com/office/word/2024/wordml/sdtformatlock" xmlns:w16se="http://schemas.microsoft.com/office/word/2015/wordml/symex" xmlns:wpg="http://schemas.microsoft.com/office/word/2010/wordprocessingGroup" xmlns:wpi="http://schemas.microsoft.com/office/word/2010/wordprocessingInk" xmlns:wne="http://schemas.microsoft.com/office/word/2006/wordml" xmlns:wps="http://schemas.microsoft.com/office/word/2010/wordprocessingShape" mc:Ignorable="w14 w15 w16se w16cid w16 w16cex w16sdtdh w16sdtfl w16du wp14">
   <w:tbl>
     <w:tblPr>
       <w:tblW w:w="9810" w:type="dxa"/>
@@ -1765,12 +1833,10 @@
             <w:jc w:val="left"/>
             <w:rPr>
               <w:sz w:val="18"/>
-              <w:lang w:val="fr-LU"/>
             </w:rPr>
           </w:pPr>
           <w:r>
             <w:rPr>
-              <w:noProof/>
               <w:sz w:val="18"/>
               <w:lang w:eastAsia="en-US"/>
             </w:rPr>
@@ -1839,7 +1905,6 @@
           <w:r>
             <w:rPr>
               <w:sz w:val="18"/>
-              <w:lang w:val="fr-LU"/>
             </w:rPr>
             <w:ptab w:relativeTo="margin" w:alignment="left" w:leader="none"/>
           </w:r>
@@ -1850,7 +1915,6 @@
             <w:jc w:val="center"/>
             <w:rPr>
               <w:sz w:val="18"/>
-              <w:lang w:val="fr-LU"/>
             </w:rPr>
           </w:pPr>
         </w:p>
@@ -1869,16 +1933,14 @@
             <w:rPr>
               <w:b/>
               <w:sz w:val="16"/>
-              <w:lang w:val="fr-LU"/>
             </w:rPr>
           </w:pPr>
           <w:r>
             <w:rPr>
               <w:b/>
               <w:sz w:val="16"/>
-              <w:lang w:val="fr-LU"/>
             </w:rPr>
-            <w:t>Version</w:t>
+            <w:t>Versão</w:t>
           </w:r>
         </w:p>
       </w:tc>
@@ -1899,14 +1961,12 @@
             <w:rPr>
               <w:sz w:val="16"/>
               <w:szCs w:val="16"/>
-              <w:lang w:val="fr-LU"/>
             </w:rPr>
           </w:pPr>
           <w:r>
             <w:rPr>
               <w:sz w:val="16"/>
               <w:szCs w:val="16"/>
-              <w:lang w:val="fr-LU"/>
             </w:rPr>
             <w:t>${VERSION}</w:t>
           </w:r>
@@ -1927,7 +1987,6 @@
             <w:jc w:val="center"/>
             <w:rPr>
               <w:sz w:val="18"/>
-              <w:lang w:val="fr-LU"/>
             </w:rPr>
           </w:pPr>
         </w:p>
@@ -1946,27 +2005,15 @@
             <w:rPr>
               <w:b/>
               <w:sz w:val="16"/>
-              <w:lang w:val="fr-LU"/>
             </w:rPr>
           </w:pPr>
           <w:r>
             <w:rPr>
               <w:b/>
               <w:sz w:val="16"/>
-              <w:lang w:val="fr-LU"/>
             </w:rPr>
-            <w:t xml:space="preserve">Document </w:t>
+            <w:t>Estado do documento</w:t>
           </w:r>
-          <w:proofErr w:type="spellStart"/>
-          <w:r>
-            <w:rPr>
-              <w:b/>
-              <w:sz w:val="16"/>
-              <w:lang w:val="fr-LU"/>
-            </w:rPr>
-            <w:t>status</w:t>
-          </w:r>
-          <w:proofErr w:type="spellEnd"/>
         </w:p>
       </w:tc>
       <w:tc>
@@ -1986,13 +2033,11 @@
             <w:rPr>
               <w:sz w:val="16"/>
               <w:szCs w:val="16"/>
-              <w:lang w:val="fr-LU"/>
             </w:rPr>
           </w:pPr>
           <w:r>
             <w:rPr>
               <w:sz w:val="16"/>
-              <w:lang w:val="fr-LU"/>
             </w:rPr>
             <w:t>${STATE}</w:t>
           </w:r>
@@ -2013,7 +2058,6 @@
             <w:jc w:val="center"/>
             <w:rPr>
               <w:sz w:val="18"/>
-              <w:lang w:val="fr-LU"/>
             </w:rPr>
           </w:pPr>
         </w:p>
@@ -2033,16 +2077,14 @@
             <w:rPr>
               <w:b/>
               <w:sz w:val="16"/>
-              <w:lang w:val="fr-LU"/>
             </w:rPr>
           </w:pPr>
           <w:r>
             <w:rPr>
               <w:b/>
               <w:sz w:val="16"/>
-              <w:lang w:val="fr-LU"/>
             </w:rPr>
-            <w:t>Classification</w:t>
+            <w:t>Classificação</w:t>
           </w:r>
         </w:p>
       </w:tc>
@@ -2063,14 +2105,12 @@
             <w:rPr>
               <w:sz w:val="16"/>
               <w:szCs w:val="16"/>
-              <w:lang w:val="fr-LU"/>
             </w:rPr>
           </w:pPr>
           <w:r>
             <w:rPr>
               <w:sz w:val="16"/>
               <w:szCs w:val="16"/>
-              <w:lang w:val="fr-LU"/>
             </w:rPr>
             <w:t>${CLASSIFICATION}</w:t>
           </w:r>
@@ -2091,7 +2131,6 @@
             <w:jc w:val="center"/>
             <w:rPr>
               <w:sz w:val="18"/>
-              <w:lang w:val="fr-LU"/>
             </w:rPr>
           </w:pPr>
         </w:p>
@@ -2110,19 +2149,15 @@
             <w:rPr>
               <w:b/>
               <w:sz w:val="16"/>
-              <w:lang w:val="fr-LU"/>
             </w:rPr>
           </w:pPr>
-          <w:proofErr w:type="spellStart"/>
           <w:r>
             <w:rPr>
               <w:b/>
               <w:sz w:val="16"/>
-              <w:lang w:val="fr-LU"/>
             </w:rPr>
-            <w:t>Company</w:t>
+            <w:t>Empresa</w:t>
           </w:r>
-          <w:proofErr w:type="spellEnd"/>
         </w:p>
       </w:tc>
       <w:tc>
@@ -2142,24 +2177,14 @@
             <w:rPr>
               <w:sz w:val="16"/>
               <w:szCs w:val="16"/>
-              <w:lang w:val="fr-LU"/>
             </w:rPr>
           </w:pPr>
           <w:r>
             <w:rPr>
               <w:sz w:val="16"/>
               <w:szCs w:val="16"/>
-              <w:lang w:val="fr-LU"/>
             </w:rPr>
-            <w:t>${</w:t>
-          </w:r>
-          <w:r>
-            <w:rPr>
-              <w:sz w:val="16"/>
-              <w:szCs w:val="16"/>
-              <w:lang w:val="fr-LU"/>
-            </w:rPr>
-            <w:t>COMPANY}</w:t>
+            <w:t>${COMPANY}</w:t>
           </w:r>
         </w:p>
       </w:tc>
@@ -2181,7 +2206,6 @@
             <w:jc w:val="center"/>
             <w:rPr>
               <w:sz w:val="18"/>
-              <w:lang w:val="fr-LU"/>
             </w:rPr>
           </w:pPr>
         </w:p>
@@ -2203,27 +2227,15 @@
             <w:rPr>
               <w:b/>
               <w:sz w:val="16"/>
-              <w:lang w:val="fr-LU"/>
             </w:rPr>
           </w:pPr>
           <w:r>
             <w:rPr>
               <w:b/>
               <w:sz w:val="16"/>
-              <w:lang w:val="fr-LU"/>
             </w:rPr>
-            <w:t xml:space="preserve">Document </w:t>
+            <w:t>Nome do documento</w:t>
           </w:r>
-          <w:proofErr w:type="spellStart"/>
-          <w:r>
-            <w:rPr>
-              <w:b/>
-              <w:sz w:val="16"/>
-              <w:lang w:val="fr-LU"/>
-            </w:rPr>
-            <w:t>name</w:t>
-          </w:r>
-          <w:proofErr w:type="spellEnd"/>
         </w:p>
       </w:tc>
       <w:tc>
@@ -2246,14 +2258,12 @@
             <w:rPr>
               <w:sz w:val="16"/>
               <w:szCs w:val="16"/>
-              <w:lang w:val="de-CH"/>
             </w:rPr>
           </w:pPr>
           <w:r>
             <w:rPr>
               <w:sz w:val="16"/>
               <w:szCs w:val="16"/>
-              <w:lang w:val="de-CH"/>
             </w:rPr>
             <w:t>${DOCUMENT}</w:t>
           </w:r>
@@ -2263,10 +2273,9 @@
   </w:tbl>
   <w:p>
     <w:pPr>
-      <w:pStyle w:val="Header"/>
+      <w:pStyle w:val="Cabealho"/>
       <w:rPr>
         <w:sz w:val="2"/>
-        <w:lang w:val="de-CH"/>
       </w:rPr>
     </w:pPr>
   </w:p>
@@ -2274,7 +2283,69 @@
 </file>
 
 <file path=word/header2.xml><?xml version="1.0" encoding="utf-8"?>
-<w:hdr xmlns:wpc="http://schemas.microsoft.com/office/word/2010/wordprocessingCanvas" xmlns:cx="http://schemas.microsoft.com/office/drawing/2014/chartex" xmlns:mc="http://schemas.openxmlformats.org/markup-compatibility/2006" xmlns:o="urn:schemas-microsoft-com:office:office" xmlns:r="http://schemas.openxmlformats.org/officeDocument/2006/relationships" xmlns:m="http://schemas.openxmlformats.org/officeDocument/2006/math" xmlns:v="urn:schemas-microsoft-com:vml" xmlns:wp14="http://schemas.microsoft.com/office/word/2010/wordprocessingDrawing" xmlns:wp="http://schemas.openxmlformats.org/drawingml/2006/wordprocessingDrawing" xmlns:w10="urn:schemas-microsoft-com:office:word" xmlns:w="http://schemas.openxmlformats.org/wordprocessingml/2006/main" xmlns:w14="http://schemas.microsoft.com/office/word/2010/wordml" xmlns:w15="http://schemas.microsoft.com/office/word/2012/wordml" xmlns:w16se="http://schemas.microsoft.com/office/word/2015/wordml/symex" xmlns:wpg="http://schemas.microsoft.com/office/word/2010/wordprocessingGroup" xmlns:wpi="http://schemas.microsoft.com/office/word/2010/wordprocessingInk" xmlns:wne="http://schemas.microsoft.com/office/word/2006/wordml" xmlns:wps="http://schemas.microsoft.com/office/word/2010/wordprocessingShape" mc:Ignorable="w14 w15 w16se wp14">
+<w:hdr xmlns:wpc="http://schemas.microsoft.com/office/word/2010/wordprocessingCanvas" xmlns:cx="http://schemas.microsoft.com/office/drawing/2014/chartex" xmlns:cx1="http://schemas.microsoft.com/office/drawing/2015/9/8/chartex" xmlns:cx2="http://schemas.microsoft.com/office/drawing/2015/10/21/chartex" xmlns:cx3="http://schemas.microsoft.com/office/drawing/2016/5/9/chartex" xmlns:cx4="http://schemas.microsoft.com/office/drawing/2016/5/10/chartex" xmlns:cx5="http://schemas.microsoft.com/office/drawing/2016/5/11/chartex" xmlns:cx6="http://schemas.microsoft.com/office/drawing/2016/5/12/chartex" xmlns:cx7="http://schemas.microsoft.com/office/drawing/2016/5/13/chartex" xmlns:cx8="http://schemas.microsoft.com/office/drawing/2016/5/14/chartex" xmlns:mc="http://schemas.openxmlformats.org/markup-compatibility/2006" xmlns:aink="http://schemas.microsoft.com/office/drawing/2016/ink" xmlns:am3d="http://schemas.microsoft.com/office/drawing/2017/model3d" xmlns:o="urn:schemas-microsoft-com:office:office" xmlns:oel="http://schemas.microsoft.com/office/2019/extlst" xmlns:r="http://schemas.openxmlformats.org/officeDocument/2006/relationships" xmlns:m="http://schemas.openxmlformats.org/officeDocument/2006/math" xmlns:v="urn:schemas-microsoft-com:vml" xmlns:wp14="http://schemas.microsoft.com/office/word/2010/wordprocessingDrawing" xmlns:wp="http://schemas.openxmlformats.org/drawingml/2006/wordprocessingDrawing" xmlns:w10="urn:schemas-microsoft-com:office:word" xmlns:w="http://schemas.openxmlformats.org/wordprocessingml/2006/main" xmlns:w14="http://schemas.microsoft.com/office/word/2010/wordml" xmlns:w15="http://schemas.microsoft.com/office/word/2012/wordml" xmlns:w16cex="http://schemas.microsoft.com/office/word/2018/wordml/cex" xmlns:w16cid="http://schemas.microsoft.com/office/word/2016/wordml/cid" xmlns:w16="http://schemas.microsoft.com/office/word/2018/wordml" xmlns:w16du="http://schemas.microsoft.com/office/word/2023/wordml/word16du" xmlns:w16sdtdh="http://schemas.microsoft.com/office/word/2020/wordml/sdtdatahash" xmlns:w16sdtfl="http://schemas.microsoft.com/office/word/2024/wordml/sdtformatlock" xmlns:w16se="http://schemas.microsoft.com/office/word/2015/wordml/symex" xmlns:wpg="http://schemas.microsoft.com/office/word/2010/wordprocessingGroup" xmlns:wpi="http://schemas.microsoft.com/office/word/2010/wordprocessingInk" xmlns:wne="http://schemas.microsoft.com/office/word/2006/wordml" xmlns:wps="http://schemas.microsoft.com/office/word/2010/wordprocessingShape" mc:Ignorable="w14 w15 w16se w16cid w16 w16cex w16sdtdh w16sdtfl w16du wp14">
+  <w:tbl>
+    <w:tblPr>
+      <w:tblW w:w="0" w:type="auto"/>
+      <w:tblLayout w:type="fixed"/>
+      <w:tblLook w:val="06A0" w:firstRow="1" w:lastRow="0" w:firstColumn="1" w:lastColumn="0" w:noHBand="1" w:noVBand="1"/>
+    </w:tblPr>
+    <w:tblGrid>
+      <w:gridCol w:w="3445"/>
+      <w:gridCol w:w="3445"/>
+      <w:gridCol w:w="3445"/>
+    </w:tblGrid>
+    <w:tr>
+      <w:trPr>
+        <w:trHeight w:val="300"/>
+      </w:trPr>
+      <w:tc>
+        <w:tcPr>
+          <w:tcW w:w="3445" w:type="dxa"/>
+        </w:tcPr>
+        <w:p>
+          <w:pPr>
+            <w:pStyle w:val="Cabealho"/>
+            <w:ind w:left="-115"/>
+            <w:jc w:val="left"/>
+          </w:pPr>
+        </w:p>
+      </w:tc>
+      <w:tc>
+        <w:tcPr>
+          <w:tcW w:w="3445" w:type="dxa"/>
+        </w:tcPr>
+        <w:p>
+          <w:pPr>
+            <w:pStyle w:val="Cabealho"/>
+            <w:jc w:val="center"/>
+          </w:pPr>
+        </w:p>
+      </w:tc>
+      <w:tc>
+        <w:tcPr>
+          <w:tcW w:w="3445" w:type="dxa"/>
+        </w:tcPr>
+        <w:p>
+          <w:pPr>
+            <w:pStyle w:val="Cabealho"/>
+            <w:ind w:right="-115"/>
+            <w:jc w:val="right"/>
+          </w:pPr>
+        </w:p>
+      </w:tc>
+    </w:tr>
+  </w:tbl>
+  <w:p>
+    <w:pPr>
+      <w:pStyle w:val="Cabealho"/>
+    </w:pPr>
+  </w:p>
+</w:hdr>
+</file>
+
+<file path=word/header3.xml><?xml version="1.0" encoding="utf-8"?>
+<w:hdr xmlns:wpc="http://schemas.microsoft.com/office/word/2010/wordprocessingCanvas" xmlns:cx="http://schemas.microsoft.com/office/drawing/2014/chartex" xmlns:cx1="http://schemas.microsoft.com/office/drawing/2015/9/8/chartex" xmlns:cx2="http://schemas.microsoft.com/office/drawing/2015/10/21/chartex" xmlns:cx3="http://schemas.microsoft.com/office/drawing/2016/5/9/chartex" xmlns:cx4="http://schemas.microsoft.com/office/drawing/2016/5/10/chartex" xmlns:cx5="http://schemas.microsoft.com/office/drawing/2016/5/11/chartex" xmlns:cx6="http://schemas.microsoft.com/office/drawing/2016/5/12/chartex" xmlns:cx7="http://schemas.microsoft.com/office/drawing/2016/5/13/chartex" xmlns:cx8="http://schemas.microsoft.com/office/drawing/2016/5/14/chartex" xmlns:mc="http://schemas.openxmlformats.org/markup-compatibility/2006" xmlns:aink="http://schemas.microsoft.com/office/drawing/2016/ink" xmlns:am3d="http://schemas.microsoft.com/office/drawing/2017/model3d" xmlns:o="urn:schemas-microsoft-com:office:office" xmlns:oel="http://schemas.microsoft.com/office/2019/extlst" xmlns:r="http://schemas.openxmlformats.org/officeDocument/2006/relationships" xmlns:m="http://schemas.openxmlformats.org/officeDocument/2006/math" xmlns:v="urn:schemas-microsoft-com:vml" xmlns:wp14="http://schemas.microsoft.com/office/word/2010/wordprocessingDrawing" xmlns:wp="http://schemas.openxmlformats.org/drawingml/2006/wordprocessingDrawing" xmlns:w10="urn:schemas-microsoft-com:office:word" xmlns:w="http://schemas.openxmlformats.org/wordprocessingml/2006/main" xmlns:w14="http://schemas.microsoft.com/office/word/2010/wordml" xmlns:w15="http://schemas.microsoft.com/office/word/2012/wordml" xmlns:w16cex="http://schemas.microsoft.com/office/word/2018/wordml/cex" xmlns:w16cid="http://schemas.microsoft.com/office/word/2016/wordml/cid" xmlns:w16="http://schemas.microsoft.com/office/word/2018/wordml" xmlns:w16du="http://schemas.microsoft.com/office/word/2023/wordml/word16du" xmlns:w16sdtdh="http://schemas.microsoft.com/office/word/2020/wordml/sdtdatahash" xmlns:w16sdtfl="http://schemas.microsoft.com/office/word/2024/wordml/sdtformatlock" xmlns:w16se="http://schemas.microsoft.com/office/word/2015/wordml/symex" xmlns:wpg="http://schemas.microsoft.com/office/word/2010/wordprocessingGroup" xmlns:wpi="http://schemas.microsoft.com/office/word/2010/wordprocessingInk" xmlns:wne="http://schemas.microsoft.com/office/word/2006/wordml" xmlns:wps="http://schemas.microsoft.com/office/word/2010/wordprocessingShape" mc:Ignorable="w14 w15 w16se w16cid w16 w16cex w16sdtdh w16sdtfl w16du wp14">
   <w:tbl>
     <w:tblPr>
       <w:tblW w:w="14097" w:type="dxa"/>
@@ -2300,12 +2371,10 @@
             <w:jc w:val="left"/>
             <w:rPr>
               <w:sz w:val="18"/>
-              <w:lang w:val="fr-LU"/>
             </w:rPr>
           </w:pPr>
           <w:r>
             <w:rPr>
-              <w:noProof/>
               <w:sz w:val="18"/>
               <w:lang w:eastAsia="en-US"/>
             </w:rPr>
@@ -2374,7 +2443,6 @@
           <w:r>
             <w:rPr>
               <w:sz w:val="18"/>
-              <w:lang w:val="fr-LU"/>
             </w:rPr>
             <w:ptab w:relativeTo="margin" w:alignment="left" w:leader="none"/>
           </w:r>
@@ -2385,7 +2453,6 @@
             <w:jc w:val="center"/>
             <w:rPr>
               <w:sz w:val="18"/>
-              <w:lang w:val="fr-LU"/>
             </w:rPr>
           </w:pPr>
         </w:p>
@@ -2404,16 +2471,14 @@
             <w:rPr>
               <w:b/>
               <w:sz w:val="16"/>
-              <w:lang w:val="fr-LU"/>
             </w:rPr>
           </w:pPr>
           <w:r>
             <w:rPr>
               <w:b/>
               <w:sz w:val="16"/>
-              <w:lang w:val="fr-LU"/>
             </w:rPr>
-            <w:t>Version</w:t>
+            <w:t>Versão</w:t>
           </w:r>
         </w:p>
       </w:tc>
@@ -2434,14 +2499,12 @@
             <w:rPr>
               <w:sz w:val="16"/>
               <w:szCs w:val="16"/>
-              <w:lang w:val="fr-LU"/>
             </w:rPr>
           </w:pPr>
           <w:r>
             <w:rPr>
               <w:sz w:val="16"/>
               <w:szCs w:val="16"/>
-              <w:lang w:val="fr-LU"/>
             </w:rPr>
             <w:t>${VERSION}</w:t>
           </w:r>
@@ -2462,7 +2525,6 @@
             <w:jc w:val="center"/>
             <w:rPr>
               <w:sz w:val="18"/>
-              <w:lang w:val="fr-LU"/>
             </w:rPr>
           </w:pPr>
         </w:p>
@@ -2481,27 +2543,15 @@
             <w:rPr>
               <w:b/>
               <w:sz w:val="16"/>
-              <w:lang w:val="fr-LU"/>
             </w:rPr>
           </w:pPr>
           <w:r>
             <w:rPr>
               <w:b/>
               <w:sz w:val="16"/>
-              <w:lang w:val="fr-LU"/>
             </w:rPr>
-            <w:t xml:space="preserve">Document </w:t>
+            <w:t>Estado do documento</w:t>
           </w:r>
-          <w:proofErr w:type="spellStart"/>
-          <w:r>
-            <w:rPr>
-              <w:b/>
-              <w:sz w:val="16"/>
-              <w:lang w:val="fr-LU"/>
-            </w:rPr>
-            <w:t>status</w:t>
-          </w:r>
-          <w:proofErr w:type="spellEnd"/>
         </w:p>
       </w:tc>
       <w:tc>
@@ -2521,13 +2571,11 @@
             <w:rPr>
               <w:sz w:val="16"/>
               <w:szCs w:val="16"/>
-              <w:lang w:val="fr-LU"/>
             </w:rPr>
           </w:pPr>
           <w:r>
             <w:rPr>
               <w:sz w:val="16"/>
-              <w:lang w:val="fr-LU"/>
             </w:rPr>
             <w:t>${STATE}</w:t>
           </w:r>
@@ -2548,7 +2596,6 @@
             <w:jc w:val="center"/>
             <w:rPr>
               <w:sz w:val="18"/>
-              <w:lang w:val="fr-LU"/>
             </w:rPr>
           </w:pPr>
         </w:p>
@@ -2568,16 +2615,14 @@
             <w:rPr>
               <w:b/>
               <w:sz w:val="16"/>
-              <w:lang w:val="fr-LU"/>
             </w:rPr>
           </w:pPr>
           <w:r>
             <w:rPr>
               <w:b/>
               <w:sz w:val="16"/>
-              <w:lang w:val="fr-LU"/>
             </w:rPr>
-            <w:t>Classification</w:t>
+            <w:t>Classificação</w:t>
           </w:r>
         </w:p>
       </w:tc>
@@ -2598,14 +2643,12 @@
             <w:rPr>
               <w:sz w:val="16"/>
               <w:szCs w:val="16"/>
-              <w:lang w:val="fr-LU"/>
             </w:rPr>
           </w:pPr>
           <w:r>
             <w:rPr>
               <w:sz w:val="16"/>
               <w:szCs w:val="16"/>
-              <w:lang w:val="fr-LU"/>
             </w:rPr>
             <w:t>${CLASSIFICATION}</w:t>
           </w:r>
@@ -2626,7 +2669,6 @@
             <w:jc w:val="center"/>
             <w:rPr>
               <w:sz w:val="18"/>
-              <w:lang w:val="fr-LU"/>
             </w:rPr>
           </w:pPr>
         </w:p>
@@ -2645,19 +2687,15 @@
             <w:rPr>
               <w:b/>
               <w:sz w:val="16"/>
-              <w:lang w:val="fr-LU"/>
             </w:rPr>
           </w:pPr>
-          <w:proofErr w:type="spellStart"/>
           <w:r>
             <w:rPr>
               <w:b/>
               <w:sz w:val="16"/>
-              <w:lang w:val="fr-LU"/>
             </w:rPr>
-            <w:t>Company</w:t>
+            <w:t>Empresa</w:t>
           </w:r>
-          <w:proofErr w:type="spellEnd"/>
         </w:p>
       </w:tc>
       <w:tc>
@@ -2677,24 +2715,14 @@
             <w:rPr>
               <w:sz w:val="16"/>
               <w:szCs w:val="16"/>
-              <w:lang w:val="fr-LU"/>
             </w:rPr>
           </w:pPr>
           <w:r>
             <w:rPr>
               <w:sz w:val="16"/>
               <w:szCs w:val="16"/>
-              <w:lang w:val="fr-LU"/>
             </w:rPr>
-            <w:t>${</w:t>
-          </w:r>
-          <w:r>
-            <w:rPr>
-              <w:sz w:val="16"/>
-              <w:szCs w:val="16"/>
-              <w:lang w:val="fr-LU"/>
-            </w:rPr>
-            <w:t>COMPANY}</w:t>
+            <w:t>${COMPANY}</w:t>
           </w:r>
         </w:p>
       </w:tc>
@@ -2716,7 +2744,6 @@
             <w:jc w:val="center"/>
             <w:rPr>
               <w:sz w:val="18"/>
-              <w:lang w:val="fr-LU"/>
             </w:rPr>
           </w:pPr>
         </w:p>
@@ -2738,27 +2765,15 @@
             <w:rPr>
               <w:b/>
               <w:sz w:val="16"/>
-              <w:lang w:val="fr-LU"/>
             </w:rPr>
           </w:pPr>
           <w:r>
             <w:rPr>
               <w:b/>
               <w:sz w:val="16"/>
-              <w:lang w:val="fr-LU"/>
             </w:rPr>
-            <w:t xml:space="preserve">Document </w:t>
+            <w:t>Nome do documento</w:t>
           </w:r>
-          <w:proofErr w:type="spellStart"/>
-          <w:r>
-            <w:rPr>
-              <w:b/>
-              <w:sz w:val="16"/>
-              <w:lang w:val="fr-LU"/>
-            </w:rPr>
-            <w:t>name</w:t>
-          </w:r>
-          <w:proofErr w:type="spellEnd"/>
         </w:p>
       </w:tc>
       <w:tc>
@@ -2781,14 +2796,12 @@
             <w:rPr>
               <w:sz w:val="16"/>
               <w:szCs w:val="16"/>
-              <w:lang w:val="de-CH"/>
             </w:rPr>
           </w:pPr>
           <w:r>
             <w:rPr>
               <w:sz w:val="16"/>
               <w:szCs w:val="16"/>
-              <w:lang w:val="de-CH"/>
             </w:rPr>
             <w:t>${DOCUMENT}</w:t>
           </w:r>
@@ -2798,18 +2811,79 @@
   </w:tbl>
   <w:p>
     <w:pPr>
-      <w:pStyle w:val="Header"/>
+      <w:pStyle w:val="Cabealho"/>
       <w:rPr>
         <w:sz w:val="2"/>
-        <w:lang w:val="de-CH"/>
-      </w:rPr>
+      </w:rPr>
+    </w:pPr>
+  </w:p>
+</w:hdr>
+</file>
+
+<file path=word/header4.xml><?xml version="1.0" encoding="utf-8"?>
+<w:hdr xmlns:wpc="http://schemas.microsoft.com/office/word/2010/wordprocessingCanvas" xmlns:cx="http://schemas.microsoft.com/office/drawing/2014/chartex" xmlns:cx1="http://schemas.microsoft.com/office/drawing/2015/9/8/chartex" xmlns:cx2="http://schemas.microsoft.com/office/drawing/2015/10/21/chartex" xmlns:cx3="http://schemas.microsoft.com/office/drawing/2016/5/9/chartex" xmlns:cx4="http://schemas.microsoft.com/office/drawing/2016/5/10/chartex" xmlns:cx5="http://schemas.microsoft.com/office/drawing/2016/5/11/chartex" xmlns:cx6="http://schemas.microsoft.com/office/drawing/2016/5/12/chartex" xmlns:cx7="http://schemas.microsoft.com/office/drawing/2016/5/13/chartex" xmlns:cx8="http://schemas.microsoft.com/office/drawing/2016/5/14/chartex" xmlns:mc="http://schemas.openxmlformats.org/markup-compatibility/2006" xmlns:aink="http://schemas.microsoft.com/office/drawing/2016/ink" xmlns:am3d="http://schemas.microsoft.com/office/drawing/2017/model3d" xmlns:o="urn:schemas-microsoft-com:office:office" xmlns:oel="http://schemas.microsoft.com/office/2019/extlst" xmlns:r="http://schemas.openxmlformats.org/officeDocument/2006/relationships" xmlns:m="http://schemas.openxmlformats.org/officeDocument/2006/math" xmlns:v="urn:schemas-microsoft-com:vml" xmlns:wp14="http://schemas.microsoft.com/office/word/2010/wordprocessingDrawing" xmlns:wp="http://schemas.openxmlformats.org/drawingml/2006/wordprocessingDrawing" xmlns:w10="urn:schemas-microsoft-com:office:word" xmlns:w="http://schemas.openxmlformats.org/wordprocessingml/2006/main" xmlns:w14="http://schemas.microsoft.com/office/word/2010/wordml" xmlns:w15="http://schemas.microsoft.com/office/word/2012/wordml" xmlns:w16cex="http://schemas.microsoft.com/office/word/2018/wordml/cex" xmlns:w16cid="http://schemas.microsoft.com/office/word/2016/wordml/cid" xmlns:w16="http://schemas.microsoft.com/office/word/2018/wordml" xmlns:w16du="http://schemas.microsoft.com/office/word/2023/wordml/word16du" xmlns:w16sdtdh="http://schemas.microsoft.com/office/word/2020/wordml/sdtdatahash" xmlns:w16sdtfl="http://schemas.microsoft.com/office/word/2024/wordml/sdtformatlock" xmlns:w16se="http://schemas.microsoft.com/office/word/2015/wordml/symex" xmlns:wpg="http://schemas.microsoft.com/office/word/2010/wordprocessingGroup" xmlns:wpi="http://schemas.microsoft.com/office/word/2010/wordprocessingInk" xmlns:wne="http://schemas.microsoft.com/office/word/2006/wordml" xmlns:wps="http://schemas.microsoft.com/office/word/2010/wordprocessingShape" mc:Ignorable="w14 w15 w16se w16cid w16 w16cex w16sdtdh w16sdtfl w16du wp14">
+  <w:tbl>
+    <w:tblPr>
+      <w:tblW w:w="0" w:type="auto"/>
+      <w:tblLayout w:type="fixed"/>
+      <w:tblLook w:val="06A0" w:firstRow="1" w:lastRow="0" w:firstColumn="1" w:lastColumn="0" w:noHBand="1" w:noVBand="1"/>
+    </w:tblPr>
+    <w:tblGrid>
+      <w:gridCol w:w="4750"/>
+      <w:gridCol w:w="4750"/>
+      <w:gridCol w:w="4750"/>
+    </w:tblGrid>
+    <w:tr>
+      <w:trPr>
+        <w:trHeight w:val="300"/>
+      </w:trPr>
+      <w:tc>
+        <w:tcPr>
+          <w:tcW w:w="4750" w:type="dxa"/>
+        </w:tcPr>
+        <w:p>
+          <w:pPr>
+            <w:pStyle w:val="Cabealho"/>
+            <w:ind w:left="-115"/>
+            <w:jc w:val="left"/>
+          </w:pPr>
+        </w:p>
+      </w:tc>
+      <w:tc>
+        <w:tcPr>
+          <w:tcW w:w="4750" w:type="dxa"/>
+        </w:tcPr>
+        <w:p>
+          <w:pPr>
+            <w:pStyle w:val="Cabealho"/>
+            <w:jc w:val="center"/>
+          </w:pPr>
+        </w:p>
+      </w:tc>
+      <w:tc>
+        <w:tcPr>
+          <w:tcW w:w="4750" w:type="dxa"/>
+        </w:tcPr>
+        <w:p>
+          <w:pPr>
+            <w:pStyle w:val="Cabealho"/>
+            <w:ind w:right="-115"/>
+            <w:jc w:val="right"/>
+          </w:pPr>
+        </w:p>
+      </w:tc>
+    </w:tr>
+  </w:tbl>
+  <w:p>
+    <w:pPr>
+      <w:pStyle w:val="Cabealho"/>
     </w:pPr>
   </w:p>
 </w:hdr>
 </file>
 
 <file path=word/numbering.xml><?xml version="1.0" encoding="utf-8"?>
-<w:numbering xmlns:wpc="http://schemas.microsoft.com/office/word/2010/wordprocessingCanvas" xmlns:cx="http://schemas.microsoft.com/office/drawing/2014/chartex" xmlns:mc="http://schemas.openxmlformats.org/markup-compatibility/2006" xmlns:o="urn:schemas-microsoft-com:office:office" xmlns:r="http://schemas.openxmlformats.org/officeDocument/2006/relationships" xmlns:m="http://schemas.openxmlformats.org/officeDocument/2006/math" xmlns:v="urn:schemas-microsoft-com:vml" xmlns:wp14="http://schemas.microsoft.com/office/word/2010/wordprocessingDrawing" xmlns:wp="http://schemas.openxmlformats.org/drawingml/2006/wordprocessingDrawing" xmlns:w10="urn:schemas-microsoft-com:office:word" xmlns:w="http://schemas.openxmlformats.org/wordprocessingml/2006/main" xmlns:w14="http://schemas.microsoft.com/office/word/2010/wordml" xmlns:w15="http://schemas.microsoft.com/office/word/2012/wordml" xmlns:w16se="http://schemas.microsoft.com/office/word/2015/wordml/symex" xmlns:wpg="http://schemas.microsoft.com/office/word/2010/wordprocessingGroup" xmlns:wpi="http://schemas.microsoft.com/office/word/2010/wordprocessingInk" xmlns:wne="http://schemas.microsoft.com/office/word/2006/wordml" xmlns:wps="http://schemas.microsoft.com/office/word/2010/wordprocessingShape" mc:Ignorable="w14 w15 w16se wp14">
+<w:numbering xmlns:wpc="http://schemas.microsoft.com/office/word/2010/wordprocessingCanvas" xmlns:cx="http://schemas.microsoft.com/office/drawing/2014/chartex" xmlns:cx1="http://schemas.microsoft.com/office/drawing/2015/9/8/chartex" xmlns:cx2="http://schemas.microsoft.com/office/drawing/2015/10/21/chartex" xmlns:cx3="http://schemas.microsoft.com/office/drawing/2016/5/9/chartex" xmlns:cx4="http://schemas.microsoft.com/office/drawing/2016/5/10/chartex" xmlns:cx5="http://schemas.microsoft.com/office/drawing/2016/5/11/chartex" xmlns:cx6="http://schemas.microsoft.com/office/drawing/2016/5/12/chartex" xmlns:cx7="http://schemas.microsoft.com/office/drawing/2016/5/13/chartex" xmlns:cx8="http://schemas.microsoft.com/office/drawing/2016/5/14/chartex" xmlns:mc="http://schemas.openxmlformats.org/markup-compatibility/2006" xmlns:aink="http://schemas.microsoft.com/office/drawing/2016/ink" xmlns:am3d="http://schemas.microsoft.com/office/drawing/2017/model3d" xmlns:o="urn:schemas-microsoft-com:office:office" xmlns:oel="http://schemas.microsoft.com/office/2019/extlst" xmlns:r="http://schemas.openxmlformats.org/officeDocument/2006/relationships" xmlns:m="http://schemas.openxmlformats.org/officeDocument/2006/math" xmlns:v="urn:schemas-microsoft-com:vml" xmlns:wp14="http://schemas.microsoft.com/office/word/2010/wordprocessingDrawing" xmlns:wp="http://schemas.openxmlformats.org/drawingml/2006/wordprocessingDrawing" xmlns:w10="urn:schemas-microsoft-com:office:word" xmlns:w="http://schemas.openxmlformats.org/wordprocessingml/2006/main" xmlns:w14="http://schemas.microsoft.com/office/word/2010/wordml" xmlns:w15="http://schemas.microsoft.com/office/word/2012/wordml" xmlns:w16cex="http://schemas.microsoft.com/office/word/2018/wordml/cex" xmlns:w16cid="http://schemas.microsoft.com/office/word/2016/wordml/cid" xmlns:w16="http://schemas.microsoft.com/office/word/2018/wordml" xmlns:w16du="http://schemas.microsoft.com/office/word/2023/wordml/word16du" xmlns:w16sdtdh="http://schemas.microsoft.com/office/word/2020/wordml/sdtdatahash" xmlns:w16sdtfl="http://schemas.microsoft.com/office/word/2024/wordml/sdtformatlock" xmlns:w16se="http://schemas.microsoft.com/office/word/2015/wordml/symex" xmlns:wpg="http://schemas.microsoft.com/office/word/2010/wordprocessingGroup" xmlns:wpi="http://schemas.microsoft.com/office/word/2010/wordprocessingInk" xmlns:wne="http://schemas.microsoft.com/office/word/2006/wordml" xmlns:wps="http://schemas.microsoft.com/office/word/2010/wordprocessingShape" mc:Ignorable="w14 w15 w16se w16cid w16 w16cex w16sdtdh w16sdtfl w16du wp14">
   <w:abstractNum w:abstractNumId="0" w15:restartNumberingAfterBreak="0">
     <w:nsid w:val="17567982"/>
     <w:multiLevelType w:val="multilevel"/>
@@ -3963,34 +4037,34 @@
       </w:pPr>
     </w:lvl>
   </w:abstractNum>
-  <w:num w:numId="1">
+  <w:num w:numId="1" w16cid:durableId="982466835">
     <w:abstractNumId w:val="2"/>
   </w:num>
-  <w:num w:numId="2">
+  <w:num w:numId="2" w16cid:durableId="753283501">
     <w:abstractNumId w:val="6"/>
   </w:num>
-  <w:num w:numId="3">
+  <w:num w:numId="3" w16cid:durableId="646251154">
     <w:abstractNumId w:val="7"/>
   </w:num>
-  <w:num w:numId="4">
+  <w:num w:numId="4" w16cid:durableId="260069080">
     <w:abstractNumId w:val="5"/>
   </w:num>
-  <w:num w:numId="5">
+  <w:num w:numId="5" w16cid:durableId="773406154">
     <w:abstractNumId w:val="4"/>
   </w:num>
-  <w:num w:numId="6">
+  <w:num w:numId="6" w16cid:durableId="101850250">
     <w:abstractNumId w:val="8"/>
   </w:num>
-  <w:num w:numId="7">
+  <w:num w:numId="7" w16cid:durableId="1082676996">
     <w:abstractNumId w:val="1"/>
   </w:num>
-  <w:num w:numId="8">
+  <w:num w:numId="8" w16cid:durableId="1179008822">
     <w:abstractNumId w:val="2"/>
   </w:num>
-  <w:num w:numId="9">
+  <w:num w:numId="9" w16cid:durableId="1941646895">
     <w:abstractNumId w:val="0"/>
   </w:num>
-  <w:num w:numId="10">
+  <w:num w:numId="10" w16cid:durableId="650596191">
     <w:abstractNumId w:val="3"/>
   </w:num>
   <w:numIdMacAtCleanup w:val="9"/>
@@ -3998,7 +4072,7 @@
 </file>
 
 <file path=word/styles.xml><?xml version="1.0" encoding="utf-8"?>
-<w:styles xmlns:mc="http://schemas.openxmlformats.org/markup-compatibility/2006" xmlns:r="http://schemas.openxmlformats.org/officeDocument/2006/relationships" xmlns:w="http://schemas.openxmlformats.org/wordprocessingml/2006/main" xmlns:w14="http://schemas.microsoft.com/office/word/2010/wordml" xmlns:w15="http://schemas.microsoft.com/office/word/2012/wordml" xmlns:w16se="http://schemas.microsoft.com/office/word/2015/wordml/symex" mc:Ignorable="w14 w15 w16se">
+<w:styles xmlns:mc="http://schemas.openxmlformats.org/markup-compatibility/2006" xmlns:r="http://schemas.openxmlformats.org/officeDocument/2006/relationships" xmlns:w="http://schemas.openxmlformats.org/wordprocessingml/2006/main" xmlns:w14="http://schemas.microsoft.com/office/word/2010/wordml" xmlns:w15="http://schemas.microsoft.com/office/word/2012/wordml" xmlns:w16cex="http://schemas.microsoft.com/office/word/2018/wordml/cex" xmlns:w16cid="http://schemas.microsoft.com/office/word/2016/wordml/cid" xmlns:w16="http://schemas.microsoft.com/office/word/2018/wordml" xmlns:w16du="http://schemas.microsoft.com/office/word/2023/wordml/word16du" xmlns:w16sdtdh="http://schemas.microsoft.com/office/word/2020/wordml/sdtdatahash" xmlns:w16sdtfl="http://schemas.microsoft.com/office/word/2024/wordml/sdtformatlock" xmlns:w16se="http://schemas.microsoft.com/office/word/2015/wordml/symex" mc:Ignorable="w14 w15 w16se w16cid w16 w16cex w16sdtdh w16sdtfl w16du">
   <w:docDefaults>
     <w:rPrDefault>
       <w:rPr>
@@ -4014,7 +4088,7 @@
       </w:pPr>
     </w:pPrDefault>
   </w:docDefaults>
-  <w:latentStyles w:defLockedState="0" w:defUIPriority="99" w:defSemiHidden="0" w:defUnhideWhenUsed="0" w:defQFormat="0" w:count="371">
+  <w:latentStyles w:defLockedState="0" w:defUIPriority="99" w:defSemiHidden="0" w:defUnhideWhenUsed="0" w:defQFormat="0" w:count="376">
     <w:lsdException w:name="Normal" w:uiPriority="0" w:qFormat="1"/>
     <w:lsdException w:name="heading 1" w:uiPriority="9" w:qFormat="1"/>
     <w:lsdException w:name="heading 2" w:semiHidden="1" w:uiPriority="0" w:unhideWhenUsed="1" w:qFormat="1"/>
@@ -4377,6 +4451,11 @@
     <w:lsdException w:name="List Table 5 Dark Accent 6" w:uiPriority="50"/>
     <w:lsdException w:name="List Table 6 Colorful Accent 6" w:uiPriority="51"/>
     <w:lsdException w:name="List Table 7 Colorful Accent 6" w:uiPriority="52"/>
+    <w:lsdException w:name="Mention" w:semiHidden="1" w:unhideWhenUsed="1"/>
+    <w:lsdException w:name="Smart Hyperlink" w:semiHidden="1" w:unhideWhenUsed="1"/>
+    <w:lsdException w:name="Hashtag" w:semiHidden="1" w:unhideWhenUsed="1"/>
+    <w:lsdException w:name="Unresolved Mention" w:semiHidden="1" w:unhideWhenUsed="1"/>
+    <w:lsdException w:name="Smart Link" w:semiHidden="1" w:unhideWhenUsed="1"/>
   </w:latentStyles>
   <w:style w:type="paragraph" w:default="1" w:styleId="Normal">
     <w:name w:val="Normal"/>
@@ -4389,15 +4468,15 @@
     </w:pPr>
     <w:rPr>
       <w:rFonts w:ascii="Century Schoolbook" w:hAnsi="Century Schoolbook" w:cs="Arial"/>
-      <w:lang w:val="en-US" w:eastAsia="fr-FR"/>
-    </w:rPr>
-  </w:style>
-  <w:style w:type="paragraph" w:styleId="Heading1">
+      <w:lang w:val="pt-PT" w:eastAsia="fr-FR"/>
+    </w:rPr>
+  </w:style>
+  <w:style w:type="paragraph" w:styleId="Ttulo1">
     <w:name w:val="heading 1"/>
     <w:aliases w:val="Titre1,Titre2,Chapter,CF6 - Titre 1"/>
     <w:basedOn w:val="Normal"/>
     <w:next w:val="Normal"/>
-    <w:link w:val="Heading1Char1"/>
+    <w:link w:val="Ttulo1Carter"/>
     <w:uiPriority w:val="9"/>
     <w:qFormat/>
     <w:rsid w:val="00AF0EFC"/>
@@ -4417,11 +4496,11 @@
       <w:szCs w:val="36"/>
     </w:rPr>
   </w:style>
-  <w:style w:type="paragraph" w:styleId="Heading2">
+  <w:style w:type="paragraph" w:styleId="Ttulo2">
     <w:name w:val="heading 2"/>
     <w:basedOn w:val="Normal"/>
     <w:next w:val="Normal"/>
-    <w:link w:val="Heading2Char"/>
+    <w:link w:val="Ttulo2Carter"/>
     <w:qFormat/>
     <w:rsid w:val="00032CE2"/>
     <w:pPr>
@@ -4439,11 +4518,11 @@
       <w:szCs w:val="24"/>
     </w:rPr>
   </w:style>
-  <w:style w:type="paragraph" w:styleId="Heading3">
+  <w:style w:type="paragraph" w:styleId="Ttulo3">
     <w:name w:val="heading 3"/>
     <w:basedOn w:val="Normal"/>
     <w:next w:val="Normal"/>
-    <w:link w:val="Heading3Char"/>
+    <w:link w:val="Ttulo3Carter"/>
     <w:uiPriority w:val="9"/>
     <w:qFormat/>
     <w:rsid w:val="007C1CE1"/>
@@ -4462,12 +4541,12 @@
       <w:szCs w:val="24"/>
     </w:rPr>
   </w:style>
-  <w:style w:type="paragraph" w:styleId="Heading4">
+  <w:style w:type="paragraph" w:styleId="Ttulo4">
     <w:name w:val="heading 4"/>
     <w:aliases w:val="H4,Heading 4 TLS"/>
     <w:basedOn w:val="Normal"/>
     <w:next w:val="Normal"/>
-    <w:link w:val="Heading4Char"/>
+    <w:link w:val="Ttulo4Carter"/>
     <w:uiPriority w:val="9"/>
     <w:qFormat/>
     <w:rsid w:val="00007B0B"/>
@@ -4485,12 +4564,12 @@
       <w:szCs w:val="24"/>
     </w:rPr>
   </w:style>
-  <w:style w:type="paragraph" w:styleId="Heading5">
+  <w:style w:type="paragraph" w:styleId="Ttulo5">
     <w:name w:val="heading 5"/>
     <w:aliases w:val="Titre5,E,heading 5"/>
     <w:basedOn w:val="Normal"/>
     <w:next w:val="Normal"/>
-    <w:link w:val="Heading5Char"/>
+    <w:link w:val="Ttulo5Carter"/>
     <w:qFormat/>
     <w:rsid w:val="008628ED"/>
     <w:pPr>
@@ -4513,11 +4592,11 @@
       <w:szCs w:val="24"/>
     </w:rPr>
   </w:style>
-  <w:style w:type="paragraph" w:styleId="Heading6">
+  <w:style w:type="paragraph" w:styleId="Ttulo6">
     <w:name w:val="heading 6"/>
     <w:basedOn w:val="Normal"/>
     <w:next w:val="Normal"/>
-    <w:link w:val="Heading6Char"/>
+    <w:link w:val="Ttulo6Carter"/>
     <w:qFormat/>
     <w:rsid w:val="00F81DB7"/>
     <w:pPr>
@@ -4533,11 +4612,11 @@
       <w:szCs w:val="24"/>
     </w:rPr>
   </w:style>
-  <w:style w:type="paragraph" w:styleId="Heading7">
+  <w:style w:type="paragraph" w:styleId="Ttulo7">
     <w:name w:val="heading 7"/>
     <w:basedOn w:val="Normal"/>
     <w:next w:val="Normal"/>
-    <w:link w:val="Heading7Char"/>
+    <w:link w:val="Ttulo7Carter"/>
     <w:qFormat/>
     <w:rsid w:val="007C1CE1"/>
     <w:pPr>
@@ -4556,11 +4635,11 @@
       <w:lang w:val="fr-FR"/>
     </w:rPr>
   </w:style>
-  <w:style w:type="paragraph" w:styleId="Heading8">
+  <w:style w:type="paragraph" w:styleId="Ttulo8">
     <w:name w:val="heading 8"/>
     <w:basedOn w:val="Normal"/>
     <w:next w:val="Normal"/>
-    <w:link w:val="Heading8Char"/>
+    <w:link w:val="Ttulo8Carter"/>
     <w:qFormat/>
     <w:rsid w:val="007C1CE1"/>
     <w:pPr>
@@ -4583,11 +4662,11 @@
       <w:lang w:val="fr-FR"/>
     </w:rPr>
   </w:style>
-  <w:style w:type="paragraph" w:styleId="Heading9">
+  <w:style w:type="paragraph" w:styleId="Ttulo9">
     <w:name w:val="heading 9"/>
     <w:basedOn w:val="Normal"/>
     <w:next w:val="Normal"/>
-    <w:link w:val="Heading9Char"/>
+    <w:link w:val="Ttulo9Carter"/>
     <w:qFormat/>
     <w:rsid w:val="007C1CE1"/>
     <w:pPr>
@@ -4606,13 +4685,13 @@
       <w:lang w:val="fr-FR"/>
     </w:rPr>
   </w:style>
-  <w:style w:type="character" w:default="1" w:styleId="DefaultParagraphFont">
+  <w:style w:type="character" w:default="1" w:styleId="Tipodeletrapredefinidodopargrafo">
     <w:name w:val="Default Paragraph Font"/>
     <w:uiPriority w:val="1"/>
     <w:semiHidden/>
     <w:unhideWhenUsed/>
   </w:style>
-  <w:style w:type="table" w:default="1" w:styleId="TableNormal">
+  <w:style w:type="table" w:default="1" w:styleId="Tabelanormal">
     <w:name w:val="Normal Table"/>
     <w:uiPriority w:val="99"/>
     <w:semiHidden/>
@@ -4627,17 +4706,17 @@
       </w:tblCellMar>
     </w:tblPr>
   </w:style>
-  <w:style w:type="numbering" w:default="1" w:styleId="NoList">
+  <w:style w:type="numbering" w:default="1" w:styleId="Semlista">
     <w:name w:val="No List"/>
     <w:uiPriority w:val="99"/>
     <w:semiHidden/>
     <w:unhideWhenUsed/>
   </w:style>
-  <w:style w:type="character" w:customStyle="1" w:styleId="Heading1Char1">
-    <w:name w:val="Heading 1 Char1"/>
-    <w:aliases w:val="Titre1 Char1,Titre2 Char1,Chapter Char1,CF6 - Titre 1 Char1"/>
-    <w:basedOn w:val="DefaultParagraphFont"/>
-    <w:link w:val="Heading1"/>
+  <w:style w:type="character" w:customStyle="1" w:styleId="Ttulo1Carter">
+    <w:name w:val="Título 1 Caráter"/>
+    <w:aliases w:val="Titre1 Caráter,Titre2 Caráter,Chapter Caráter,CF6 - Titre 1 Caráter"/>
+    <w:basedOn w:val="Tipodeletrapredefinidodopargrafo"/>
+    <w:link w:val="Ttulo1"/>
     <w:uiPriority w:val="9"/>
     <w:rsid w:val="00AF0EFC"/>
     <w:rPr>
@@ -4649,10 +4728,10 @@
       <w:lang w:val="en-US" w:eastAsia="fr-FR"/>
     </w:rPr>
   </w:style>
-  <w:style w:type="character" w:customStyle="1" w:styleId="Heading2Char">
-    <w:name w:val="Heading 2 Char"/>
-    <w:basedOn w:val="DefaultParagraphFont"/>
-    <w:link w:val="Heading2"/>
+  <w:style w:type="character" w:customStyle="1" w:styleId="Ttulo2Carter">
+    <w:name w:val="Título 2 Caráter"/>
+    <w:basedOn w:val="Tipodeletrapredefinidodopargrafo"/>
+    <w:link w:val="Ttulo2"/>
     <w:rsid w:val="00032CE2"/>
     <w:rPr>
       <w:rFonts w:ascii="Century Schoolbook" w:eastAsia="Times New Roman" w:hAnsi="Century Schoolbook" w:cs="Arial"/>
@@ -4663,10 +4742,10 @@
       <w:lang w:val="en-US" w:eastAsia="fr-FR"/>
     </w:rPr>
   </w:style>
-  <w:style w:type="character" w:customStyle="1" w:styleId="Heading3Char">
-    <w:name w:val="Heading 3 Char"/>
-    <w:basedOn w:val="DefaultParagraphFont"/>
-    <w:link w:val="Heading3"/>
+  <w:style w:type="character" w:customStyle="1" w:styleId="Ttulo3Carter">
+    <w:name w:val="Título 3 Caráter"/>
+    <w:basedOn w:val="Tipodeletrapredefinidodopargrafo"/>
+    <w:link w:val="Ttulo3"/>
     <w:uiPriority w:val="9"/>
     <w:rsid w:val="007C1CE1"/>
     <w:rPr>
@@ -4678,11 +4757,11 @@
       <w:lang w:val="en-US" w:eastAsia="fr-FR"/>
     </w:rPr>
   </w:style>
-  <w:style w:type="character" w:customStyle="1" w:styleId="Heading4Char">
-    <w:name w:val="Heading 4 Char"/>
-    <w:aliases w:val="H4 Char,Heading 4 TLS Char"/>
-    <w:basedOn w:val="DefaultParagraphFont"/>
-    <w:link w:val="Heading4"/>
+  <w:style w:type="character" w:customStyle="1" w:styleId="Ttulo4Carter">
+    <w:name w:val="Título 4 Caráter"/>
+    <w:aliases w:val="H4 Caráter,Heading 4 TLS Caráter"/>
+    <w:basedOn w:val="Tipodeletrapredefinidodopargrafo"/>
+    <w:link w:val="Ttulo4"/>
     <w:uiPriority w:val="9"/>
     <w:rsid w:val="00007B0B"/>
     <w:rPr>
@@ -4693,11 +4772,11 @@
       <w:lang w:val="en-US" w:eastAsia="fr-FR"/>
     </w:rPr>
   </w:style>
-  <w:style w:type="character" w:customStyle="1" w:styleId="Heading5Char">
-    <w:name w:val="Heading 5 Char"/>
-    <w:aliases w:val="Titre5 Char,E Char,heading 5 Char"/>
-    <w:basedOn w:val="DefaultParagraphFont"/>
-    <w:link w:val="Heading5"/>
+  <w:style w:type="character" w:customStyle="1" w:styleId="Ttulo5Carter">
+    <w:name w:val="Título 5 Caráter"/>
+    <w:aliases w:val="Titre5 Caráter,E Caráter,heading 5 Caráter"/>
+    <w:basedOn w:val="Tipodeletrapredefinidodopargrafo"/>
+    <w:link w:val="Ttulo5"/>
     <w:rsid w:val="008628ED"/>
     <w:rPr>
       <w:rFonts w:ascii="Arial" w:eastAsia="Times New Roman" w:hAnsi="Arial" w:cs="Times New Roman"/>
@@ -4710,10 +4789,10 @@
       <w:lang w:val="en-GB" w:eastAsia="ar-SA"/>
     </w:rPr>
   </w:style>
-  <w:style w:type="character" w:customStyle="1" w:styleId="Heading6Char">
-    <w:name w:val="Heading 6 Char"/>
-    <w:basedOn w:val="DefaultParagraphFont"/>
-    <w:link w:val="Heading6"/>
+  <w:style w:type="character" w:customStyle="1" w:styleId="Ttulo6Carter">
+    <w:name w:val="Título 6 Caráter"/>
+    <w:basedOn w:val="Tipodeletrapredefinidodopargrafo"/>
+    <w:link w:val="Ttulo6"/>
     <w:rsid w:val="00F81DB7"/>
     <w:rPr>
       <w:rFonts w:ascii="Arial" w:eastAsia="Times New Roman" w:hAnsi="Arial" w:cs="Times New Roman"/>
@@ -4722,10 +4801,10 @@
       <w:lang w:val="en-GB" w:eastAsia="ar-SA"/>
     </w:rPr>
   </w:style>
-  <w:style w:type="character" w:customStyle="1" w:styleId="Heading7Char">
-    <w:name w:val="Heading 7 Char"/>
-    <w:basedOn w:val="DefaultParagraphFont"/>
-    <w:link w:val="Heading7"/>
+  <w:style w:type="character" w:customStyle="1" w:styleId="Ttulo7Carter">
+    <w:name w:val="Título 7 Caráter"/>
+    <w:basedOn w:val="Tipodeletrapredefinidodopargrafo"/>
+    <w:link w:val="Ttulo7"/>
     <w:rsid w:val="007C1CE1"/>
     <w:rPr>
       <w:rFonts w:ascii="Century Schoolbook" w:eastAsia="Times New Roman" w:hAnsi="Century Schoolbook" w:cs="Times New Roman"/>
@@ -4736,10 +4815,10 @@
       <w:lang w:eastAsia="fr-FR"/>
     </w:rPr>
   </w:style>
-  <w:style w:type="character" w:customStyle="1" w:styleId="Heading8Char">
-    <w:name w:val="Heading 8 Char"/>
-    <w:basedOn w:val="DefaultParagraphFont"/>
-    <w:link w:val="Heading8"/>
+  <w:style w:type="character" w:customStyle="1" w:styleId="Ttulo8Carter">
+    <w:name w:val="Título 8 Caráter"/>
+    <w:basedOn w:val="Tipodeletrapredefinidodopargrafo"/>
+    <w:link w:val="Ttulo8"/>
     <w:rsid w:val="007C1CE1"/>
     <w:rPr>
       <w:rFonts w:ascii="Century Schoolbook" w:eastAsia="Times New Roman" w:hAnsi="Century Schoolbook" w:cs="Times New Roman"/>
@@ -4750,10 +4829,10 @@
       <w:lang w:eastAsia="fr-FR"/>
     </w:rPr>
   </w:style>
-  <w:style w:type="character" w:customStyle="1" w:styleId="Heading9Char">
-    <w:name w:val="Heading 9 Char"/>
-    <w:basedOn w:val="DefaultParagraphFont"/>
-    <w:link w:val="Heading9"/>
+  <w:style w:type="character" w:customStyle="1" w:styleId="Ttulo9Carter">
+    <w:name w:val="Título 9 Caráter"/>
+    <w:basedOn w:val="Tipodeletrapredefinidodopargrafo"/>
+    <w:link w:val="Ttulo9"/>
     <w:rsid w:val="007C1CE1"/>
     <w:rPr>
       <w:rFonts w:ascii="Century Schoolbook" w:eastAsia="Times New Roman" w:hAnsi="Century Schoolbook" w:cs="Times New Roman"/>
@@ -4765,23 +4844,23 @@
   </w:style>
   <w:style w:type="character" w:customStyle="1" w:styleId="apple-converted-space">
     <w:name w:val="apple-converted-space"/>
-    <w:basedOn w:val="DefaultParagraphFont"/>
+    <w:basedOn w:val="Tipodeletrapredefinidodopargrafo"/>
     <w:rsid w:val="007C1CE1"/>
   </w:style>
   <w:style w:type="character" w:customStyle="1" w:styleId="apple-style-span">
     <w:name w:val="apple-style-span"/>
-    <w:basedOn w:val="DefaultParagraphFont"/>
+    <w:basedOn w:val="Tipodeletrapredefinidodopargrafo"/>
     <w:rsid w:val="007C1CE1"/>
   </w:style>
   <w:style w:type="character" w:customStyle="1" w:styleId="b">
     <w:name w:val="b"/>
-    <w:basedOn w:val="DefaultParagraphFont"/>
+    <w:basedOn w:val="Tipodeletrapredefinidodopargrafo"/>
     <w:rsid w:val="007C1CE1"/>
   </w:style>
-  <w:style w:type="paragraph" w:styleId="BalloonText">
+  <w:style w:type="paragraph" w:styleId="Textodebalo">
     <w:name w:val="Balloon Text"/>
     <w:basedOn w:val="Normal"/>
-    <w:link w:val="BalloonTextChar"/>
+    <w:link w:val="TextodebaloCarter"/>
     <w:uiPriority w:val="99"/>
     <w:unhideWhenUsed/>
     <w:rsid w:val="007C1CE1"/>
@@ -4791,10 +4870,10 @@
       <w:szCs w:val="16"/>
     </w:rPr>
   </w:style>
-  <w:style w:type="character" w:customStyle="1" w:styleId="BalloonTextChar">
-    <w:name w:val="Balloon Text Char"/>
-    <w:basedOn w:val="DefaultParagraphFont"/>
-    <w:link w:val="BalloonText"/>
+  <w:style w:type="character" w:customStyle="1" w:styleId="TextodebaloCarter">
+    <w:name w:val="Texto de balão Caráter"/>
+    <w:basedOn w:val="Tipodeletrapredefinidodopargrafo"/>
+    <w:link w:val="Textodebalo"/>
     <w:uiPriority w:val="99"/>
     <w:rsid w:val="007C1CE1"/>
     <w:rPr>
@@ -4804,7 +4883,7 @@
       <w:lang w:val="en-GB" w:eastAsia="ar-SA"/>
     </w:rPr>
   </w:style>
-  <w:style w:type="paragraph" w:styleId="Bibliography">
+  <w:style w:type="paragraph" w:styleId="Bibliografia">
     <w:name w:val="Bibliography"/>
     <w:basedOn w:val="Normal"/>
     <w:next w:val="Normal"/>
@@ -4812,12 +4891,12 @@
     <w:unhideWhenUsed/>
     <w:rsid w:val="007C1CE1"/>
   </w:style>
-  <w:style w:type="paragraph" w:styleId="Caption">
+  <w:style w:type="paragraph" w:styleId="Legenda">
     <w:name w:val="caption"/>
     <w:aliases w:val="DNV-cap,DNV-cap1,DNV-cap2"/>
     <w:basedOn w:val="Normal"/>
     <w:next w:val="Normal"/>
-    <w:link w:val="CaptionChar"/>
+    <w:link w:val="LegendaCarter"/>
     <w:unhideWhenUsed/>
     <w:qFormat/>
     <w:rsid w:val="007C1CE1"/>
@@ -4852,9 +4931,9 @@
       <w:szCs w:val="24"/>
     </w:rPr>
   </w:style>
-  <w:style w:type="character" w:styleId="CommentReference">
+  <w:style w:type="character" w:styleId="Refdecomentrio">
     <w:name w:val="annotation reference"/>
-    <w:basedOn w:val="DefaultParagraphFont"/>
+    <w:basedOn w:val="Tipodeletrapredefinidodopargrafo"/>
     <w:uiPriority w:val="99"/>
     <w:rsid w:val="007C1CE1"/>
     <w:rPr>
@@ -4862,10 +4941,10 @@
       <w:szCs w:val="16"/>
     </w:rPr>
   </w:style>
-  <w:style w:type="paragraph" w:styleId="CommentText">
+  <w:style w:type="paragraph" w:styleId="Textodecomentrio">
     <w:name w:val="annotation text"/>
     <w:basedOn w:val="Normal"/>
-    <w:link w:val="CommentTextChar"/>
+    <w:link w:val="TextodecomentrioCarter"/>
     <w:uiPriority w:val="99"/>
     <w:rsid w:val="007C1CE1"/>
     <w:pPr>
@@ -4879,10 +4958,10 @@
       <w:lang w:eastAsia="en-GB"/>
     </w:rPr>
   </w:style>
-  <w:style w:type="character" w:customStyle="1" w:styleId="CommentTextChar">
-    <w:name w:val="Comment Text Char"/>
-    <w:basedOn w:val="DefaultParagraphFont"/>
-    <w:link w:val="CommentText"/>
+  <w:style w:type="character" w:customStyle="1" w:styleId="TextodecomentrioCarter">
+    <w:name w:val="Texto de comentário Caráter"/>
+    <w:basedOn w:val="Tipodeletrapredefinidodopargrafo"/>
+    <w:link w:val="Textodecomentrio"/>
     <w:uiPriority w:val="99"/>
     <w:rsid w:val="007C1CE1"/>
     <w:rPr>
@@ -4919,9 +4998,9 @@
       <w:b w:val="0"/>
     </w:rPr>
   </w:style>
-  <w:style w:type="character" w:styleId="Emphasis">
+  <w:style w:type="character" w:styleId="nfase">
     <w:name w:val="Emphasis"/>
-    <w:basedOn w:val="DefaultParagraphFont"/>
+    <w:basedOn w:val="Tipodeletrapredefinidodopargrafo"/>
     <w:uiPriority w:val="20"/>
     <w:qFormat/>
     <w:rsid w:val="007C1CE1"/>
@@ -4930,10 +5009,10 @@
       <w:iCs/>
     </w:rPr>
   </w:style>
-  <w:style w:type="paragraph" w:styleId="Footer">
+  <w:style w:type="paragraph" w:styleId="Rodap">
     <w:name w:val="footer"/>
     <w:basedOn w:val="Normal"/>
-    <w:link w:val="FooterChar"/>
+    <w:link w:val="RodapCarter"/>
     <w:uiPriority w:val="99"/>
     <w:unhideWhenUsed/>
     <w:rsid w:val="007C1CE1"/>
@@ -4944,10 +5023,10 @@
       </w:tabs>
     </w:pPr>
   </w:style>
-  <w:style w:type="character" w:customStyle="1" w:styleId="FooterChar">
-    <w:name w:val="Footer Char"/>
-    <w:basedOn w:val="DefaultParagraphFont"/>
-    <w:link w:val="Footer"/>
+  <w:style w:type="character" w:customStyle="1" w:styleId="RodapCarter">
+    <w:name w:val="Rodapé Caráter"/>
+    <w:basedOn w:val="Tipodeletrapredefinidodopargrafo"/>
+    <w:link w:val="Rodap"/>
     <w:uiPriority w:val="99"/>
     <w:rsid w:val="007C1CE1"/>
     <w:rPr>
@@ -4955,9 +5034,9 @@
       <w:lang w:val="en-GB" w:eastAsia="ar-SA"/>
     </w:rPr>
   </w:style>
-  <w:style w:type="character" w:styleId="FootnoteReference">
+  <w:style w:type="character" w:styleId="Refdenotaderodap">
     <w:name w:val="footnote reference"/>
-    <w:basedOn w:val="DefaultParagraphFont"/>
+    <w:basedOn w:val="Tipodeletrapredefinidodopargrafo"/>
     <w:uiPriority w:val="99"/>
     <w:semiHidden/>
     <w:unhideWhenUsed/>
@@ -4966,10 +5045,10 @@
       <w:vertAlign w:val="superscript"/>
     </w:rPr>
   </w:style>
-  <w:style w:type="paragraph" w:styleId="FootnoteText">
+  <w:style w:type="paragraph" w:styleId="Textodenotaderodap">
     <w:name w:val="footnote text"/>
     <w:basedOn w:val="Normal"/>
-    <w:link w:val="FootnoteTextChar"/>
+    <w:link w:val="TextodenotaderodapCarter"/>
     <w:uiPriority w:val="99"/>
     <w:unhideWhenUsed/>
     <w:rsid w:val="007C1CE1"/>
@@ -4981,10 +5060,10 @@
       <w:szCs w:val="20"/>
     </w:rPr>
   </w:style>
-  <w:style w:type="character" w:customStyle="1" w:styleId="FootnoteTextChar">
-    <w:name w:val="Footnote Text Char"/>
-    <w:basedOn w:val="DefaultParagraphFont"/>
-    <w:link w:val="FootnoteText"/>
+  <w:style w:type="character" w:customStyle="1" w:styleId="TextodenotaderodapCarter">
+    <w:name w:val="Texto de nota de rodapé Caráter"/>
+    <w:basedOn w:val="Tipodeletrapredefinidodopargrafo"/>
+    <w:link w:val="Textodenotaderodap"/>
     <w:uiPriority w:val="99"/>
     <w:rsid w:val="007C1CE1"/>
     <w:rPr>
@@ -4994,10 +5073,10 @@
       <w:lang w:val="en-GB" w:eastAsia="ar-SA"/>
     </w:rPr>
   </w:style>
-  <w:style w:type="paragraph" w:styleId="Header">
+  <w:style w:type="paragraph" w:styleId="Cabealho">
     <w:name w:val="header"/>
     <w:basedOn w:val="Normal"/>
-    <w:link w:val="HeaderChar"/>
+    <w:link w:val="CabealhoCarter"/>
     <w:unhideWhenUsed/>
     <w:rsid w:val="007C1CE1"/>
     <w:pPr>
@@ -5007,10 +5086,10 @@
       </w:tabs>
     </w:pPr>
   </w:style>
-  <w:style w:type="character" w:customStyle="1" w:styleId="HeaderChar">
-    <w:name w:val="Header Char"/>
-    <w:basedOn w:val="DefaultParagraphFont"/>
-    <w:link w:val="Header"/>
+  <w:style w:type="character" w:customStyle="1" w:styleId="CabealhoCarter">
+    <w:name w:val="Cabeçalho Caráter"/>
+    <w:basedOn w:val="Tipodeletrapredefinidodopargrafo"/>
+    <w:link w:val="Cabealho"/>
     <w:uiPriority w:val="99"/>
     <w:rsid w:val="007C1CE1"/>
     <w:rPr>
@@ -5018,7 +5097,7 @@
       <w:lang w:val="en-GB" w:eastAsia="ar-SA"/>
     </w:rPr>
   </w:style>
-  <w:style w:type="paragraph" w:customStyle="1" w:styleId="heading20">
+  <w:style w:type="paragraph" w:customStyle="1" w:styleId="heading2">
     <w:name w:val="heading2"/>
     <w:basedOn w:val="Normal"/>
     <w:next w:val="Normal"/>
@@ -5041,9 +5120,9 @@
       <w:lang w:eastAsia="de-DE"/>
     </w:rPr>
   </w:style>
-  <w:style w:type="character" w:styleId="Hyperlink">
+  <w:style w:type="character" w:styleId="Hiperligao">
     <w:name w:val="Hyperlink"/>
-    <w:basedOn w:val="DefaultParagraphFont"/>
+    <w:basedOn w:val="Tipodeletrapredefinidodopargrafo"/>
     <w:uiPriority w:val="99"/>
     <w:rsid w:val="007C1CE1"/>
     <w:rPr>
@@ -5052,7 +5131,7 @@
       <w:u w:val="single"/>
     </w:rPr>
   </w:style>
-  <w:style w:type="paragraph" w:styleId="ListParagraph">
+  <w:style w:type="paragraph" w:styleId="PargrafodaLista">
     <w:name w:val="List Paragraph"/>
     <w:basedOn w:val="Normal"/>
     <w:uiPriority w:val="34"/>
@@ -5113,9 +5192,9 @@
       <w:szCs w:val="24"/>
     </w:rPr>
   </w:style>
-  <w:style w:type="character" w:styleId="PlaceholderText">
+  <w:style w:type="character" w:styleId="TextodoMarcadordePosio">
     <w:name w:val="Placeholder Text"/>
-    <w:basedOn w:val="DefaultParagraphFont"/>
+    <w:basedOn w:val="Tipodeletrapredefinidodopargrafo"/>
     <w:uiPriority w:val="99"/>
     <w:semiHidden/>
     <w:rsid w:val="007C1CE1"/>
@@ -5148,9 +5227,9 @@
       <w:jc w:val="center"/>
     </w:pPr>
   </w:style>
-  <w:style w:type="table" w:styleId="TableGrid">
+  <w:style w:type="table" w:styleId="TabelacomGrelha">
     <w:name w:val="Table Grid"/>
-    <w:basedOn w:val="TableNormal"/>
+    <w:basedOn w:val="Tabelanormal"/>
     <w:uiPriority w:val="59"/>
     <w:rsid w:val="007C1CE1"/>
     <w:pPr>
@@ -5174,7 +5253,7 @@
       </w:tblBorders>
     </w:tblPr>
   </w:style>
-  <w:style w:type="paragraph" w:styleId="TableofFigures">
+  <w:style w:type="paragraph" w:styleId="ndicedeilustraes">
     <w:name w:val="table of figures"/>
     <w:basedOn w:val="Normal"/>
     <w:next w:val="Normal"/>
@@ -5185,11 +5264,11 @@
       <w:spacing w:after="0"/>
     </w:pPr>
   </w:style>
-  <w:style w:type="paragraph" w:styleId="Title">
+  <w:style w:type="paragraph" w:styleId="Ttulo">
     <w:name w:val="Title"/>
     <w:basedOn w:val="Normal"/>
     <w:next w:val="Normal"/>
-    <w:link w:val="TitleChar"/>
+    <w:link w:val="TtuloCarter"/>
     <w:qFormat/>
     <w:rsid w:val="007C1CE1"/>
     <w:pPr>
@@ -5208,10 +5287,10 @@
       <w:szCs w:val="32"/>
     </w:rPr>
   </w:style>
-  <w:style w:type="character" w:customStyle="1" w:styleId="TitleChar">
-    <w:name w:val="Title Char"/>
-    <w:basedOn w:val="DefaultParagraphFont"/>
-    <w:link w:val="Title"/>
+  <w:style w:type="character" w:customStyle="1" w:styleId="TtuloCarter">
+    <w:name w:val="Título Caráter"/>
+    <w:basedOn w:val="Tipodeletrapredefinidodopargrafo"/>
+    <w:link w:val="Ttulo"/>
     <w:rsid w:val="007C1CE1"/>
     <w:rPr>
       <w:rFonts w:ascii="Arial" w:eastAsia="Times New Roman" w:hAnsi="Arial" w:cs="Arial"/>
@@ -5244,7 +5323,7 @@
       <w:spacing w:before="240"/>
     </w:pPr>
   </w:style>
-  <w:style w:type="paragraph" w:styleId="TOC1">
+  <w:style w:type="paragraph" w:styleId="ndice1">
     <w:name w:val="toc 1"/>
     <w:basedOn w:val="Normal"/>
     <w:next w:val="Normal"/>
@@ -5263,7 +5342,7 @@
       <w:szCs w:val="20"/>
     </w:rPr>
   </w:style>
-  <w:style w:type="paragraph" w:styleId="TOC2">
+  <w:style w:type="paragraph" w:styleId="ndice2">
     <w:name w:val="toc 2"/>
     <w:basedOn w:val="Normal"/>
     <w:next w:val="Normal"/>
@@ -5281,7 +5360,7 @@
       <w:szCs w:val="20"/>
     </w:rPr>
   </w:style>
-  <w:style w:type="paragraph" w:styleId="TOC3">
+  <w:style w:type="paragraph" w:styleId="ndice3">
     <w:name w:val="toc 3"/>
     <w:basedOn w:val="Normal"/>
     <w:next w:val="Normal"/>
@@ -5302,7 +5381,7 @@
       <w:szCs w:val="20"/>
     </w:rPr>
   </w:style>
-  <w:style w:type="paragraph" w:styleId="TOC4">
+  <w:style w:type="paragraph" w:styleId="ndice4">
     <w:name w:val="toc 4"/>
     <w:basedOn w:val="Normal"/>
     <w:next w:val="Normal"/>
@@ -5320,7 +5399,7 @@
       <w:szCs w:val="18"/>
     </w:rPr>
   </w:style>
-  <w:style w:type="paragraph" w:styleId="TOC5">
+  <w:style w:type="paragraph" w:styleId="ndice5">
     <w:name w:val="toc 5"/>
     <w:basedOn w:val="Normal"/>
     <w:next w:val="Normal"/>
@@ -5338,7 +5417,7 @@
       <w:szCs w:val="18"/>
     </w:rPr>
   </w:style>
-  <w:style w:type="paragraph" w:styleId="TOC6">
+  <w:style w:type="paragraph" w:styleId="ndice6">
     <w:name w:val="toc 6"/>
     <w:basedOn w:val="Normal"/>
     <w:next w:val="Normal"/>
@@ -5356,7 +5435,7 @@
       <w:szCs w:val="18"/>
     </w:rPr>
   </w:style>
-  <w:style w:type="paragraph" w:styleId="TOC7">
+  <w:style w:type="paragraph" w:styleId="ndice7">
     <w:name w:val="toc 7"/>
     <w:basedOn w:val="Normal"/>
     <w:next w:val="Normal"/>
@@ -5375,7 +5454,7 @@
       <w:szCs w:val="18"/>
     </w:rPr>
   </w:style>
-  <w:style w:type="paragraph" w:styleId="TOC8">
+  <w:style w:type="paragraph" w:styleId="ndice8">
     <w:name w:val="toc 8"/>
     <w:basedOn w:val="Normal"/>
     <w:next w:val="Normal"/>
@@ -5394,7 +5473,7 @@
       <w:szCs w:val="18"/>
     </w:rPr>
   </w:style>
-  <w:style w:type="paragraph" w:styleId="TOC9">
+  <w:style w:type="paragraph" w:styleId="ndice9">
     <w:name w:val="toc 9"/>
     <w:basedOn w:val="Normal"/>
     <w:next w:val="Normal"/>
@@ -5413,9 +5492,9 @@
       <w:szCs w:val="18"/>
     </w:rPr>
   </w:style>
-  <w:style w:type="paragraph" w:styleId="TOCHeading">
+  <w:style w:type="paragraph" w:styleId="Cabealhodondice">
     <w:name w:val="TOC Heading"/>
-    <w:basedOn w:val="Heading1"/>
+    <w:basedOn w:val="Ttulo1"/>
     <w:next w:val="Normal"/>
     <w:uiPriority w:val="39"/>
     <w:unhideWhenUsed/>
@@ -5455,7 +5534,7 @@
   </w:style>
   <w:style w:type="character" w:customStyle="1" w:styleId="CELTICNormalCar">
     <w:name w:val="CELTIC Normal Car"/>
-    <w:basedOn w:val="DefaultParagraphFont"/>
+    <w:basedOn w:val="Tipodeletrapredefinidodopargrafo"/>
     <w:link w:val="CELTICNormal"/>
     <w:rsid w:val="005F2377"/>
     <w:rPr>
@@ -5487,8 +5566,8 @@
   </w:style>
   <w:style w:type="paragraph" w:customStyle="1" w:styleId="Biblio">
     <w:name w:val="Biblio"/>
-    <w:basedOn w:val="ListParagraph"/>
-    <w:next w:val="IntenseQuote"/>
+    <w:basedOn w:val="PargrafodaLista"/>
+    <w:next w:val="CitaoIntensa"/>
     <w:qFormat/>
     <w:rsid w:val="00C75FE2"/>
     <w:pPr>
@@ -5498,11 +5577,11 @@
       <w:contextualSpacing w:val="0"/>
     </w:pPr>
   </w:style>
-  <w:style w:type="paragraph" w:styleId="IntenseQuote">
+  <w:style w:type="paragraph" w:styleId="CitaoIntensa">
     <w:name w:val="Intense Quote"/>
     <w:basedOn w:val="Normal"/>
     <w:next w:val="Normal"/>
-    <w:link w:val="IntenseQuoteChar"/>
+    <w:link w:val="CitaoIntensaCarter"/>
     <w:uiPriority w:val="30"/>
     <w:qFormat/>
     <w:rsid w:val="006C2F1E"/>
@@ -5521,10 +5600,10 @@
       <w:color w:val="4F81BD" w:themeColor="accent1"/>
     </w:rPr>
   </w:style>
-  <w:style w:type="character" w:customStyle="1" w:styleId="IntenseQuoteChar">
-    <w:name w:val="Intense Quote Char"/>
-    <w:basedOn w:val="DefaultParagraphFont"/>
-    <w:link w:val="IntenseQuote"/>
+  <w:style w:type="character" w:customStyle="1" w:styleId="CitaoIntensaCarter">
+    <w:name w:val="Citação Intensa Caráter"/>
+    <w:basedOn w:val="Tipodeletrapredefinidodopargrafo"/>
+    <w:link w:val="CitaoIntensa"/>
     <w:uiPriority w:val="30"/>
     <w:rsid w:val="006C2F1E"/>
     <w:rPr>
@@ -5549,9 +5628,9 @@
       <w:bCs/>
     </w:rPr>
   </w:style>
-  <w:style w:type="character" w:styleId="IntenseEmphasis">
+  <w:style w:type="character" w:styleId="nfaseIntensa">
     <w:name w:val="Intense Emphasis"/>
-    <w:basedOn w:val="DefaultParagraphFont"/>
+    <w:basedOn w:val="Tipodeletrapredefinidodopargrafo"/>
     <w:uiPriority w:val="21"/>
     <w:qFormat/>
     <w:rsid w:val="00B94DB5"/>
@@ -5563,7 +5642,7 @@
       <w:color w:val="4F81BD" w:themeColor="accent1"/>
     </w:rPr>
   </w:style>
-  <w:style w:type="paragraph" w:styleId="NoSpacing">
+  <w:style w:type="paragraph" w:styleId="SemEspaamento">
     <w:name w:val="No Spacing"/>
     <w:uiPriority w:val="1"/>
     <w:qFormat/>
@@ -5578,11 +5657,11 @@
       <w:lang w:val="en-GB" w:eastAsia="ar-SA"/>
     </w:rPr>
   </w:style>
-  <w:style w:type="paragraph" w:styleId="Subtitle">
+  <w:style w:type="paragraph" w:styleId="Subttulo">
     <w:name w:val="Subtitle"/>
     <w:basedOn w:val="Normal"/>
     <w:next w:val="Normal"/>
-    <w:link w:val="SubtitleChar"/>
+    <w:link w:val="SubttuloCarter"/>
     <w:uiPriority w:val="11"/>
     <w:qFormat/>
     <w:rsid w:val="00B94DB5"/>
@@ -5602,10 +5681,10 @@
       <w:szCs w:val="24"/>
     </w:rPr>
   </w:style>
-  <w:style w:type="character" w:customStyle="1" w:styleId="SubtitleChar">
-    <w:name w:val="Subtitle Char"/>
-    <w:basedOn w:val="DefaultParagraphFont"/>
-    <w:link w:val="Subtitle"/>
+  <w:style w:type="character" w:customStyle="1" w:styleId="SubttuloCarter">
+    <w:name w:val="Subtítulo Caráter"/>
+    <w:basedOn w:val="Tipodeletrapredefinidodopargrafo"/>
+    <w:link w:val="Subttulo"/>
     <w:uiPriority w:val="11"/>
     <w:rsid w:val="00B94DB5"/>
     <w:rPr>
@@ -5619,9 +5698,9 @@
       <w:lang w:val="en-GB" w:eastAsia="ar-SA"/>
     </w:rPr>
   </w:style>
-  <w:style w:type="character" w:styleId="FollowedHyperlink">
+  <w:style w:type="character" w:styleId="Hiperligaovisitada">
     <w:name w:val="FollowedHyperlink"/>
-    <w:basedOn w:val="DefaultParagraphFont"/>
+    <w:basedOn w:val="Tipodeletrapredefinidodopargrafo"/>
     <w:uiPriority w:val="99"/>
     <w:semiHidden/>
     <w:unhideWhenUsed/>
@@ -5633,19 +5712,19 @@
   </w:style>
   <w:style w:type="character" w:customStyle="1" w:styleId="shorttext">
     <w:name w:val="short_text"/>
-    <w:basedOn w:val="DefaultParagraphFont"/>
+    <w:basedOn w:val="Tipodeletrapredefinidodopargrafo"/>
     <w:rsid w:val="00330F3A"/>
   </w:style>
   <w:style w:type="character" w:customStyle="1" w:styleId="longtext">
     <w:name w:val="long_text"/>
-    <w:basedOn w:val="DefaultParagraphFont"/>
+    <w:basedOn w:val="Tipodeletrapredefinidodopargrafo"/>
     <w:rsid w:val="00081749"/>
   </w:style>
-  <w:style w:type="paragraph" w:customStyle="1" w:styleId="Heading40">
+  <w:style w:type="paragraph" w:customStyle="1" w:styleId="Heading4">
     <w:name w:val="Heading4"/>
-    <w:basedOn w:val="Heading3"/>
+    <w:basedOn w:val="Ttulo3"/>
     <w:next w:val="Normal"/>
-    <w:link w:val="Heading4Char0"/>
+    <w:link w:val="Heading4Char"/>
     <w:qFormat/>
     <w:rsid w:val="001E1CD1"/>
     <w:pPr>
@@ -5662,10 +5741,10 @@
       <w:lang w:val="fr-FR"/>
     </w:rPr>
   </w:style>
-  <w:style w:type="character" w:customStyle="1" w:styleId="Heading4Char0">
+  <w:style w:type="character" w:customStyle="1" w:styleId="Heading4Char">
     <w:name w:val="Heading4 Char"/>
-    <w:basedOn w:val="Heading3Char"/>
-    <w:link w:val="Heading40"/>
+    <w:basedOn w:val="Ttulo3Carter"/>
+    <w:link w:val="Heading4"/>
     <w:rsid w:val="001E1CD1"/>
     <w:rPr>
       <w:rFonts w:ascii="Arial" w:eastAsia="Times New Roman" w:hAnsi="Arial" w:cs="URWPalladioL-Bold"/>
@@ -5678,7 +5757,7 @@
   </w:style>
   <w:style w:type="character" w:customStyle="1" w:styleId="mediumtext">
     <w:name w:val="medium_text"/>
-    <w:basedOn w:val="DefaultParagraphFont"/>
+    <w:basedOn w:val="Tipodeletrapredefinidodopargrafo"/>
     <w:rsid w:val="005F2377"/>
   </w:style>
   <w:style w:type="paragraph" w:customStyle="1" w:styleId="Normal30">
@@ -5718,10 +5797,10 @@
       <w:lang w:val="en-US"/>
     </w:rPr>
   </w:style>
-  <w:style w:type="paragraph" w:styleId="BodyText2">
+  <w:style w:type="paragraph" w:styleId="Corpodetexto2">
     <w:name w:val="Body Text 2"/>
     <w:basedOn w:val="Normal"/>
-    <w:link w:val="BodyText2Char"/>
+    <w:link w:val="Corpodetexto2Carter"/>
     <w:rsid w:val="005F2377"/>
     <w:pPr>
       <w:spacing w:after="0"/>
@@ -5734,10 +5813,10 @@
       <w:lang w:val="fr-FR" w:eastAsia="en-US"/>
     </w:rPr>
   </w:style>
-  <w:style w:type="character" w:customStyle="1" w:styleId="BodyText2Char">
-    <w:name w:val="Body Text 2 Char"/>
-    <w:basedOn w:val="DefaultParagraphFont"/>
-    <w:link w:val="BodyText2"/>
+  <w:style w:type="character" w:customStyle="1" w:styleId="Corpodetexto2Carter">
+    <w:name w:val="Corpo de texto 2 Caráter"/>
+    <w:basedOn w:val="Tipodeletrapredefinidodopargrafo"/>
+    <w:link w:val="Corpodetexto2"/>
     <w:rsid w:val="005F2377"/>
     <w:rPr>
       <w:rFonts w:ascii="Times" w:eastAsia="Times" w:hAnsi="Times" w:cs="Times New Roman"/>
@@ -5745,10 +5824,10 @@
       <w:szCs w:val="20"/>
     </w:rPr>
   </w:style>
-  <w:style w:type="paragraph" w:styleId="BodyText3">
+  <w:style w:type="paragraph" w:styleId="Corpodetexto3">
     <w:name w:val="Body Text 3"/>
     <w:basedOn w:val="Normal"/>
-    <w:link w:val="BodyText3Char"/>
+    <w:link w:val="Corpodetexto3Carter"/>
     <w:rsid w:val="005F2377"/>
     <w:pPr>
       <w:spacing w:after="0"/>
@@ -5761,10 +5840,10 @@
       <w:lang w:val="fr-FR" w:eastAsia="en-US"/>
     </w:rPr>
   </w:style>
-  <w:style w:type="character" w:customStyle="1" w:styleId="BodyText3Char">
-    <w:name w:val="Body Text 3 Char"/>
-    <w:basedOn w:val="DefaultParagraphFont"/>
-    <w:link w:val="BodyText3"/>
+  <w:style w:type="character" w:customStyle="1" w:styleId="Corpodetexto3Carter">
+    <w:name w:val="Corpo de texto 3 Caráter"/>
+    <w:basedOn w:val="Tipodeletrapredefinidodopargrafo"/>
+    <w:link w:val="Corpodetexto3"/>
     <w:rsid w:val="005F2377"/>
     <w:rPr>
       <w:rFonts w:ascii="Arial" w:eastAsia="Times" w:hAnsi="Arial" w:cs="Times New Roman"/>
@@ -5772,10 +5851,10 @@
       <w:szCs w:val="20"/>
     </w:rPr>
   </w:style>
-  <w:style w:type="paragraph" w:styleId="EndnoteText">
+  <w:style w:type="paragraph" w:styleId="Textodenotadefim">
     <w:name w:val="endnote text"/>
     <w:basedOn w:val="Normal"/>
-    <w:link w:val="EndnoteTextChar"/>
+    <w:link w:val="TextodenotadefimCarter"/>
     <w:uiPriority w:val="99"/>
     <w:semiHidden/>
     <w:unhideWhenUsed/>
@@ -5788,10 +5867,10 @@
       <w:szCs w:val="20"/>
     </w:rPr>
   </w:style>
-  <w:style w:type="character" w:customStyle="1" w:styleId="EndnoteTextChar">
-    <w:name w:val="Endnote Text Char"/>
-    <w:basedOn w:val="DefaultParagraphFont"/>
-    <w:link w:val="EndnoteText"/>
+  <w:style w:type="character" w:customStyle="1" w:styleId="TextodenotadefimCarter">
+    <w:name w:val="Texto de nota de fim Caráter"/>
+    <w:basedOn w:val="Tipodeletrapredefinidodopargrafo"/>
+    <w:link w:val="Textodenotadefim"/>
     <w:uiPriority w:val="99"/>
     <w:semiHidden/>
     <w:rsid w:val="007E1CC9"/>
@@ -5802,9 +5881,9 @@
       <w:lang w:val="fr-LU" w:eastAsia="fr-FR"/>
     </w:rPr>
   </w:style>
-  <w:style w:type="character" w:styleId="EndnoteReference">
+  <w:style w:type="character" w:styleId="Refdenotadefim">
     <w:name w:val="endnote reference"/>
-    <w:basedOn w:val="DefaultParagraphFont"/>
+    <w:basedOn w:val="Tipodeletrapredefinidodopargrafo"/>
     <w:uiPriority w:val="99"/>
     <w:semiHidden/>
     <w:unhideWhenUsed/>
@@ -5831,11 +5910,11 @@
       <w:lang w:val="de-DE" w:eastAsia="en-US"/>
     </w:rPr>
   </w:style>
-  <w:style w:type="character" w:customStyle="1" w:styleId="CaptionChar">
-    <w:name w:val="Caption Char"/>
-    <w:aliases w:val="DNV-cap Char,DNV-cap1 Char,DNV-cap2 Char"/>
-    <w:basedOn w:val="DefaultParagraphFont"/>
-    <w:link w:val="Caption"/>
+  <w:style w:type="character" w:customStyle="1" w:styleId="LegendaCarter">
+    <w:name w:val="Legenda Caráter"/>
+    <w:aliases w:val="DNV-cap Caráter,DNV-cap1 Caráter,DNV-cap2 Caráter"/>
+    <w:basedOn w:val="Tipodeletrapredefinidodopargrafo"/>
+    <w:link w:val="Legenda"/>
     <w:rsid w:val="001341A4"/>
     <w:rPr>
       <w:rFonts w:ascii="Arial" w:eastAsia="TrebuchetMS" w:hAnsi="Arial" w:cs="Arial"/>
@@ -5973,7 +6052,7 @@
   </w:style>
   <w:style w:type="character" w:customStyle="1" w:styleId="CELTICNormalCar0">
     <w:name w:val="CELTICNormal Car"/>
-    <w:basedOn w:val="DefaultParagraphFont"/>
+    <w:basedOn w:val="Tipodeletrapredefinidodopargrafo"/>
     <w:link w:val="CELTICNormal0"/>
     <w:rsid w:val="001341A4"/>
     <w:rPr>
@@ -5997,7 +6076,7 @@
   </w:style>
   <w:style w:type="character" w:customStyle="1" w:styleId="CELTICTitle3Car">
     <w:name w:val="CELTIC Title 3 Car"/>
-    <w:basedOn w:val="DefaultParagraphFont"/>
+    <w:basedOn w:val="Tipodeletrapredefinidodopargrafo"/>
     <w:link w:val="CELTICTitle3"/>
     <w:rsid w:val="001341A4"/>
     <w:rPr>
@@ -6011,7 +6090,7 @@
   </w:style>
   <w:style w:type="character" w:customStyle="1" w:styleId="lang-en">
     <w:name w:val="lang-en"/>
-    <w:basedOn w:val="DefaultParagraphFont"/>
+    <w:basedOn w:val="Tipodeletrapredefinidodopargrafo"/>
     <w:rsid w:val="0073402D"/>
   </w:style>
   <w:style w:type="paragraph" w:customStyle="1" w:styleId="smile-footer">
@@ -6068,7 +6147,7 @@
       <w:lang w:val="fr-FR"/>
     </w:rPr>
   </w:style>
-  <w:style w:type="character" w:styleId="Strong">
+  <w:style w:type="character" w:styleId="Forte">
     <w:name w:val="Strong"/>
     <w:uiPriority w:val="22"/>
     <w:qFormat/>
@@ -6153,7 +6232,7 @@
   </w:style>
   <w:style w:type="character" w:customStyle="1" w:styleId="RecommendationtitleChar">
     <w:name w:val="Recommendation title Char"/>
-    <w:basedOn w:val="DefaultParagraphFont"/>
+    <w:basedOn w:val="Tipodeletrapredefinidodopargrafo"/>
     <w:link w:val="Recommendationtitle"/>
     <w:rsid w:val="00A65792"/>
     <w:rPr>
@@ -6181,7 +6260,7 @@
   </w:style>
   <w:style w:type="character" w:customStyle="1" w:styleId="ContrleTitreChar">
     <w:name w:val="Contrôle_Titre Char"/>
-    <w:basedOn w:val="DefaultParagraphFont"/>
+    <w:basedOn w:val="Tipodeletrapredefinidodopargrafo"/>
     <w:link w:val="ContrleTitre"/>
     <w:rsid w:val="00F17669"/>
     <w:rPr>
@@ -6260,7 +6339,7 @@
       <w:lang w:val="fr-LU" w:eastAsia="fr-LU"/>
     </w:rPr>
   </w:style>
-  <w:style w:type="paragraph" w:styleId="Revision">
+  <w:style w:type="paragraph" w:styleId="Reviso">
     <w:name w:val="Revision"/>
     <w:hidden/>
     <w:uiPriority w:val="99"/>
@@ -6276,14 +6355,14 @@
   </w:style>
   <w:style w:type="character" w:customStyle="1" w:styleId="highlight">
     <w:name w:val="highlight"/>
-    <w:basedOn w:val="DefaultParagraphFont"/>
+    <w:basedOn w:val="Tipodeletrapredefinidodopargrafo"/>
     <w:rsid w:val="00B92BEB"/>
   </w:style>
-  <w:style w:type="paragraph" w:styleId="CommentSubject">
+  <w:style w:type="paragraph" w:styleId="Assuntodecomentrio">
     <w:name w:val="annotation subject"/>
-    <w:basedOn w:val="CommentText"/>
-    <w:next w:val="CommentText"/>
-    <w:link w:val="CommentSubjectChar"/>
+    <w:basedOn w:val="Textodecomentrio"/>
+    <w:next w:val="Textodecomentrio"/>
+    <w:link w:val="AssuntodecomentrioCarter"/>
     <w:uiPriority w:val="99"/>
     <w:semiHidden/>
     <w:unhideWhenUsed/>
@@ -6299,10 +6378,10 @@
       <w:lang w:eastAsia="fr-FR"/>
     </w:rPr>
   </w:style>
-  <w:style w:type="character" w:customStyle="1" w:styleId="CommentSubjectChar">
-    <w:name w:val="Comment Subject Char"/>
-    <w:basedOn w:val="CommentTextChar"/>
-    <w:link w:val="CommentSubject"/>
+  <w:style w:type="character" w:customStyle="1" w:styleId="AssuntodecomentrioCarter">
+    <w:name w:val="Assunto de comentário Caráter"/>
+    <w:basedOn w:val="TextodecomentrioCarter"/>
+    <w:link w:val="Assuntodecomentrio"/>
     <w:uiPriority w:val="99"/>
     <w:semiHidden/>
     <w:rsid w:val="00B403D3"/>
@@ -6315,15 +6394,15 @@
       <w:lang w:val="en-US" w:eastAsia="fr-FR"/>
     </w:rPr>
   </w:style>
-  <w:style w:type="character" w:styleId="PageNumber">
+  <w:style w:type="character" w:styleId="Nmerodepgina">
     <w:name w:val="page number"/>
-    <w:basedOn w:val="DefaultParagraphFont"/>
+    <w:basedOn w:val="Tipodeletrapredefinidodopargrafo"/>
     <w:rsid w:val="006159CA"/>
   </w:style>
   <w:style w:type="character" w:customStyle="1" w:styleId="Heading1Char">
     <w:name w:val="Heading 1 Char"/>
     <w:aliases w:val="Titre1 Char,Titre2 Char,Chapter Char,CF6 - Titre 1 Char"/>
-    <w:basedOn w:val="DefaultParagraphFont"/>
+    <w:basedOn w:val="Tipodeletrapredefinidodopargrafo"/>
     <w:uiPriority w:val="9"/>
     <w:rsid w:val="00C25408"/>
     <w:rPr>
@@ -6335,9 +6414,9 @@
       <w:lang w:eastAsia="fr-FR"/>
     </w:rPr>
   </w:style>
-  <w:style w:type="table" w:styleId="TableGridLight">
+  <w:style w:type="table" w:styleId="TabelacomGrelhaClara">
     <w:name w:val="Grid Table Light"/>
-    <w:basedOn w:val="TableNormal"/>
+    <w:basedOn w:val="Tabelanormal"/>
     <w:uiPriority w:val="99"/>
     <w:rsid w:val="00E3668C"/>
     <w:pPr>
